--- a/2022/Drafts/Compliance Documents/LMCV-HERS/2022-LMCV-MCH-23f-AirflowRate-EveryZonalControlMode-WithCFVCS.docx
+++ b/2022/Drafts/Compliance Documents/LMCV-HERS/2022-LMCV-MCH-23f-AirflowRate-EveryZonalControlMode-WithCFVCS.docx
@@ -1350,8 +1350,8 @@
         <w:tblLook w:val="0000" w:firstRow="0" w:lastRow="0" w:firstColumn="0" w:lastColumn="0" w:noHBand="0" w:noVBand="0"/>
       </w:tblPr>
       <w:tblGrid>
-        <w:gridCol w:w="474"/>
-        <w:gridCol w:w="5815"/>
+        <w:gridCol w:w="473"/>
+        <w:gridCol w:w="5816"/>
         <w:gridCol w:w="4501"/>
       </w:tblGrid>
       <w:tr>
@@ -4281,7 +4281,25 @@
                 <w:sz w:val="18"/>
                 <w:szCs w:val="18"/>
               </w:rPr>
-              <w:t>If fresh air duct is part of the HVAC system it was not closed during the diagnostic test.</w:t>
+              <w:t xml:space="preserve">If fresh air duct is part of the HVAC </w:t>
+            </w:r>
+            <w:proofErr w:type="gramStart"/>
+            <w:r>
+              <w:rPr>
+                <w:rFonts w:asciiTheme="minorHAnsi" w:hAnsiTheme="minorHAnsi"/>
+                <w:sz w:val="18"/>
+                <w:szCs w:val="18"/>
+              </w:rPr>
+              <w:t>system</w:t>
+            </w:r>
+            <w:proofErr w:type="gramEnd"/>
+            <w:r>
+              <w:rPr>
+                <w:rFonts w:asciiTheme="minorHAnsi" w:hAnsiTheme="minorHAnsi"/>
+                <w:sz w:val="18"/>
+                <w:szCs w:val="18"/>
+              </w:rPr>
+              <w:t xml:space="preserve"> it was not closed during the diagnostic test.</w:t>
             </w:r>
           </w:p>
         </w:tc>
@@ -4737,7 +4755,25 @@
                 <w:sz w:val="18"/>
                 <w:szCs w:val="18"/>
               </w:rPr>
-              <w:t xml:space="preserve">All applicable sections of this document shall indicate compliance with the specified verification protocol requirements in order for this Certificate of Verification as a whole to be determined to be in compliance. </w:t>
+              <w:t xml:space="preserve">All applicable sections of this document shall indicate compliance with the specified verification protocol requirements </w:t>
+            </w:r>
+            <w:proofErr w:type="gramStart"/>
+            <w:r>
+              <w:rPr>
+                <w:rFonts w:asciiTheme="minorHAnsi" w:hAnsiTheme="minorHAnsi"/>
+                <w:sz w:val="18"/>
+                <w:szCs w:val="18"/>
+              </w:rPr>
+              <w:t>in order for</w:t>
+            </w:r>
+            <w:proofErr w:type="gramEnd"/>
+            <w:r>
+              <w:rPr>
+                <w:rFonts w:asciiTheme="minorHAnsi" w:hAnsiTheme="minorHAnsi"/>
+                <w:sz w:val="18"/>
+                <w:szCs w:val="18"/>
+              </w:rPr>
+              <w:t xml:space="preserve"> this Certificate of Verification as a whole to be determined to be in compliance. </w:t>
             </w:r>
           </w:p>
         </w:tc>
@@ -5402,7 +5438,21 @@
               <w:rPr>
                 <w:rFonts w:asciiTheme="minorHAnsi" w:hAnsiTheme="minorHAnsi" w:cstheme="minorHAnsi"/>
               </w:rPr>
-              <w:t xml:space="preserve">I understand that a registered copy of this Certificate of Verification shall be posted, or made available with the building permit(s) issued for the building, and made available to the enforcement agency for all applicable inspections, and I will take the necessary steps to ensure this requirement is accomplished. </w:t>
+              <w:t xml:space="preserve">I understand that a registered copy of this Certificate of Verification shall be </w:t>
+            </w:r>
+            <w:proofErr w:type="gramStart"/>
+            <w:r>
+              <w:rPr>
+                <w:rFonts w:asciiTheme="minorHAnsi" w:hAnsiTheme="minorHAnsi" w:cstheme="minorHAnsi"/>
+              </w:rPr>
+              <w:t>posted, or</w:t>
+            </w:r>
+            <w:proofErr w:type="gramEnd"/>
+            <w:r>
+              <w:rPr>
+                <w:rFonts w:asciiTheme="minorHAnsi" w:hAnsiTheme="minorHAnsi" w:cstheme="minorHAnsi"/>
+              </w:rPr>
+              <w:t xml:space="preserve"> made available with the building permit(s) issued for the building, and made available to the enforcement agency for all applicable inspections, and I will take the necessary steps to ensure this requirement is accomplished. </w:t>
             </w:r>
           </w:p>
           <w:p>
@@ -7008,14 +7058,45 @@
         <w:rPr>
           <w:rFonts w:ascii="Calibri" w:hAnsi="Calibri"/>
         </w:rPr>
-        <w:t>-MCH-01, which must be completed prior to this document. If the number of indoor units connected to the outdoor unit is equal to one or the system is a packaged system then this field is equal to the nominal cooling capacity of the condenser. If the number of indoor units connected to the outdoor unit is greater than one this field is equal to the indoor unit nominal cooling capacity.</w:t>
+        <w:t xml:space="preserve">-MCH-01, which must be completed prior to this document. If the number of indoor units connected to the outdoor unit is equal to one or the system is a packaged </w:t>
+      </w:r>
+      <w:proofErr w:type="gramStart"/>
+      <w:r>
+        <w:rPr>
+          <w:rFonts w:ascii="Calibri" w:hAnsi="Calibri"/>
+        </w:rPr>
+        <w:t>system</w:t>
+      </w:r>
+      <w:proofErr w:type="gramEnd"/>
+      <w:r>
+        <w:rPr>
+          <w:rFonts w:ascii="Calibri" w:hAnsi="Calibri"/>
+        </w:rPr>
+        <w:t xml:space="preserve"> then this field is equal to the nominal cooling capacity of the condenser. If the number of indoor units connected to the outdoor unit is greater than one this field is equal to the indoor unit nominal cooling </w:t>
+      </w:r>
+      <w:proofErr w:type="spellStart"/>
+      <w:proofErr w:type="gramStart"/>
+      <w:r>
+        <w:rPr>
+          <w:rFonts w:ascii="Calibri" w:hAnsi="Calibri"/>
+        </w:rPr>
+        <w:t>capacity.</w:t>
       </w:r>
       <w:r>
         <w:rPr>
           <w:rFonts w:asciiTheme="minorHAnsi" w:hAnsiTheme="minorHAnsi"/>
           <w:szCs w:val="18"/>
         </w:rPr>
-        <w:t>Nominal Cooling Capacity (tons) of Condenser:</w:t>
+        <w:t>Nominal</w:t>
+      </w:r>
+      <w:proofErr w:type="spellEnd"/>
+      <w:proofErr w:type="gramEnd"/>
+      <w:r>
+        <w:rPr>
+          <w:rFonts w:asciiTheme="minorHAnsi" w:hAnsiTheme="minorHAnsi"/>
+          <w:szCs w:val="18"/>
+        </w:rPr>
+        <w:t xml:space="preserve"> Cooling Capacity (tons) of Condenser:</w:t>
       </w:r>
       <w:r>
         <w:rPr>
@@ -7443,7 +7524,23 @@
           <w:rFonts w:ascii="Calibri" w:hAnsi="Calibri"/>
           <w:bCs/>
         </w:rPr>
-        <w:t>If an Hole Static Pressure Probe is installed then select “HSPP Installed”</w:t>
+        <w:t xml:space="preserve">If </w:t>
+      </w:r>
+      <w:proofErr w:type="gramStart"/>
+      <w:r>
+        <w:rPr>
+          <w:rFonts w:ascii="Calibri" w:hAnsi="Calibri"/>
+          <w:bCs/>
+        </w:rPr>
+        <w:t>an</w:t>
+      </w:r>
+      <w:proofErr w:type="gramEnd"/>
+      <w:r>
+        <w:rPr>
+          <w:rFonts w:ascii="Calibri" w:hAnsi="Calibri"/>
+          <w:bCs/>
+        </w:rPr>
+        <w:t xml:space="preserve"> Hole Static Pressure Probe is installed then select “HSPP Installed”</w:t>
       </w:r>
     </w:p>
     <w:p>
@@ -7462,7 +7559,23 @@
           <w:rFonts w:ascii="Calibri" w:hAnsi="Calibri"/>
           <w:bCs/>
         </w:rPr>
-        <w:t>If a Permanent Static Pressure Probe is installed then select “PSPP Installed”</w:t>
+        <w:t xml:space="preserve">If a Permanent Static Pressure Probe is </w:t>
+      </w:r>
+      <w:proofErr w:type="gramStart"/>
+      <w:r>
+        <w:rPr>
+          <w:rFonts w:ascii="Calibri" w:hAnsi="Calibri"/>
+          <w:bCs/>
+        </w:rPr>
+        <w:t>installed</w:t>
+      </w:r>
+      <w:proofErr w:type="gramEnd"/>
+      <w:r>
+        <w:rPr>
+          <w:rFonts w:ascii="Calibri" w:hAnsi="Calibri"/>
+          <w:bCs/>
+        </w:rPr>
+        <w:t xml:space="preserve"> then select “PSPP Installed”</w:t>
       </w:r>
     </w:p>
     <w:p>
@@ -8288,7 +8401,23 @@
           <w:rFonts w:asciiTheme="minorHAnsi" w:hAnsiTheme="minorHAnsi"/>
           <w:szCs w:val="18"/>
         </w:rPr>
-        <w:t>is required, it must be performed simultaneously to the corresponding airflow from this test). All other zones must not be calling during this test. The zone dampers for the other zones must be in their normal closed position. Enter the airflow value measured for the zone that is calling. This test must be performed for each and every independently controlled zone.</w:t>
+        <w:t xml:space="preserve">is required, it must be performed simultaneously to the corresponding airflow from this test). All other zones must not be calling during this test. The zone dampers for the other zones must be in their normal closed position. Enter the airflow value measured for the zone that is calling. This test must be performed for </w:t>
+      </w:r>
+      <w:proofErr w:type="gramStart"/>
+      <w:r>
+        <w:rPr>
+          <w:rFonts w:asciiTheme="minorHAnsi" w:hAnsiTheme="minorHAnsi"/>
+          <w:szCs w:val="18"/>
+        </w:rPr>
+        <w:t>each and every</w:t>
+      </w:r>
+      <w:proofErr w:type="gramEnd"/>
+      <w:r>
+        <w:rPr>
+          <w:rFonts w:asciiTheme="minorHAnsi" w:hAnsiTheme="minorHAnsi"/>
+          <w:szCs w:val="18"/>
+        </w:rPr>
+        <w:t xml:space="preserve"> independently controlled zone.</w:t>
       </w:r>
     </w:p>
     <w:p>
@@ -8316,7 +8445,23 @@
           <w:rFonts w:asciiTheme="minorHAnsi" w:hAnsiTheme="minorHAnsi"/>
           <w:szCs w:val="18"/>
         </w:rPr>
-        <w:t>This field is filled out automatically. The result is based on whether or not the actual airflow meets the required</w:t>
+        <w:t xml:space="preserve">This field is filled out automatically. The result is based on </w:t>
+      </w:r>
+      <w:proofErr w:type="gramStart"/>
+      <w:r>
+        <w:rPr>
+          <w:rFonts w:asciiTheme="minorHAnsi" w:hAnsiTheme="minorHAnsi"/>
+          <w:szCs w:val="18"/>
+        </w:rPr>
+        <w:t>whether or not</w:t>
+      </w:r>
+      <w:proofErr w:type="gramEnd"/>
+      <w:r>
+        <w:rPr>
+          <w:rFonts w:asciiTheme="minorHAnsi" w:hAnsiTheme="minorHAnsi"/>
+          <w:szCs w:val="18"/>
+        </w:rPr>
+        <w:t xml:space="preserve"> the actual airflow meets the required</w:t>
       </w:r>
       <w:r>
         <w:rPr>
@@ -8349,8 +8494,17 @@
           <w:rFonts w:asciiTheme="minorHAnsi" w:hAnsiTheme="minorHAnsi"/>
           <w:szCs w:val="18"/>
         </w:rPr>
-        <w:t>This field is filled out automatically. The result is based on whether or not the actual airflow meets the required airflow for all zones</w:t>
+        <w:t xml:space="preserve">This field is filled out automatically. The result is based on whether or not the actual airflow meets the required airflow for all </w:t>
       </w:r>
+      <w:proofErr w:type="gramStart"/>
+      <w:r>
+        <w:rPr>
+          <w:rFonts w:asciiTheme="minorHAnsi" w:hAnsiTheme="minorHAnsi"/>
+          <w:szCs w:val="18"/>
+        </w:rPr>
+        <w:t>zones</w:t>
+      </w:r>
+      <w:proofErr w:type="gramEnd"/>
     </w:p>
     <w:p>
       <w:pPr>
@@ -8643,7 +8797,21 @@
         <w:rPr>
           <w:rFonts w:asciiTheme="minorHAnsi" w:hAnsiTheme="minorHAnsi"/>
         </w:rPr>
-        <w:t xml:space="preserve">: If this Section does not apply, then select “All N/A”. If the system meets the airflow criteria then select “Pass”, otherwise select “Fail”. The latter selection means that the system does not meet the requirements and the </w:t>
+        <w:t xml:space="preserve">: If this Section does not apply, then select “All N/A”. If the system meets the airflow </w:t>
+      </w:r>
+      <w:proofErr w:type="gramStart"/>
+      <w:r>
+        <w:rPr>
+          <w:rFonts w:asciiTheme="minorHAnsi" w:hAnsiTheme="minorHAnsi"/>
+        </w:rPr>
+        <w:t>criteria</w:t>
+      </w:r>
+      <w:proofErr w:type="gramEnd"/>
+      <w:r>
+        <w:rPr>
+          <w:rFonts w:asciiTheme="minorHAnsi" w:hAnsiTheme="minorHAnsi"/>
+        </w:rPr>
+        <w:t xml:space="preserve"> then select “Pass”, otherwise select “Fail”. The latter selection means that the system does not meet the requirements and the </w:t>
       </w:r>
       <w:r>
         <w:rPr>
@@ -8680,7 +8848,21 @@
         <w:rPr>
           <w:rFonts w:asciiTheme="minorHAnsi" w:hAnsiTheme="minorHAnsi"/>
         </w:rPr>
-        <w:t xml:space="preserve">: If one or more applicable requirements are not met “Fail” will appear in the row above. When this occurs the rater is required to enter detailed notes here that describe what failed and why. </w:t>
+        <w:t xml:space="preserve">: If one or more applicable requirements are not met “Fail” will appear in the row above. When this </w:t>
+      </w:r>
+      <w:proofErr w:type="gramStart"/>
+      <w:r>
+        <w:rPr>
+          <w:rFonts w:asciiTheme="minorHAnsi" w:hAnsiTheme="minorHAnsi"/>
+        </w:rPr>
+        <w:t>occurs</w:t>
+      </w:r>
+      <w:proofErr w:type="gramEnd"/>
+      <w:r>
+        <w:rPr>
+          <w:rFonts w:asciiTheme="minorHAnsi" w:hAnsiTheme="minorHAnsi"/>
+        </w:rPr>
+        <w:t xml:space="preserve"> the rater is required to enter detailed notes here that describe what failed and why. </w:t>
       </w:r>
     </w:p>
     <w:p>
@@ -9134,7 +9316,25 @@
                 <w:sz w:val="18"/>
                 <w:szCs w:val="18"/>
               </w:rPr>
-              <w:t>if the parent is a MCH-01b and a “yes” answer was given in B08 or B09, then A0</w:t>
+              <w:t xml:space="preserve">if the parent is </w:t>
+            </w:r>
+            <w:proofErr w:type="gramStart"/>
+            <w:r>
+              <w:rPr>
+                <w:rFonts w:asciiTheme="minorHAnsi" w:hAnsiTheme="minorHAnsi"/>
+                <w:sz w:val="18"/>
+                <w:szCs w:val="18"/>
+              </w:rPr>
+              <w:t>a</w:t>
+            </w:r>
+            <w:proofErr w:type="gramEnd"/>
+            <w:r>
+              <w:rPr>
+                <w:rFonts w:asciiTheme="minorHAnsi" w:hAnsiTheme="minorHAnsi"/>
+                <w:sz w:val="18"/>
+                <w:szCs w:val="18"/>
+              </w:rPr>
+              <w:t xml:space="preserve"> MCH-01b and a “yes” answer was given in B08 or B09, then A0</w:t>
             </w:r>
             <w:r>
               <w:rPr>
@@ -9289,24 +9489,60 @@
                 <w:sz w:val="16"/>
                 <w:szCs w:val="16"/>
               </w:rPr>
-              <w:t xml:space="preserve">If Cooling System Type on MCH-01 = ‘NoCooling’, </w:t>
-            </w:r>
-          </w:p>
-          <w:p>
-            <w:pPr>
+              <w:t>If Cooling System Type on MCH-01 = ‘</w:t>
+            </w:r>
+            <w:proofErr w:type="spellStart"/>
+            <w:r>
               <w:rPr>
                 <w:rFonts w:asciiTheme="minorHAnsi" w:hAnsiTheme="minorHAnsi"/>
                 <w:sz w:val="16"/>
                 <w:szCs w:val="16"/>
               </w:rPr>
-            </w:pPr>
+              <w:t>NoCooling</w:t>
+            </w:r>
+            <w:proofErr w:type="spellEnd"/>
             <w:r>
               <w:rPr>
                 <w:rFonts w:asciiTheme="minorHAnsi" w:hAnsiTheme="minorHAnsi"/>
                 <w:sz w:val="16"/>
                 <w:szCs w:val="16"/>
               </w:rPr>
-              <w:t xml:space="preserve">then, result in this field = ‘N/A - Heating-only system’; </w:t>
+              <w:t xml:space="preserve">’, </w:t>
+            </w:r>
+          </w:p>
+          <w:p>
+            <w:pPr>
+              <w:rPr>
+                <w:rFonts w:asciiTheme="minorHAnsi" w:hAnsiTheme="minorHAnsi"/>
+                <w:sz w:val="16"/>
+                <w:szCs w:val="16"/>
+              </w:rPr>
+            </w:pPr>
+            <w:r>
+              <w:rPr>
+                <w:rFonts w:asciiTheme="minorHAnsi" w:hAnsiTheme="minorHAnsi"/>
+                <w:sz w:val="16"/>
+                <w:szCs w:val="16"/>
+              </w:rPr>
+              <w:t>then, result in this field = ‘N/A - Heating-only system</w:t>
+            </w:r>
+            <w:proofErr w:type="gramStart"/>
+            <w:r>
+              <w:rPr>
+                <w:rFonts w:asciiTheme="minorHAnsi" w:hAnsiTheme="minorHAnsi"/>
+                <w:sz w:val="16"/>
+                <w:szCs w:val="16"/>
+              </w:rPr>
+              <w:t>’;</w:t>
+            </w:r>
+            <w:proofErr w:type="gramEnd"/>
+            <w:r>
+              <w:rPr>
+                <w:rFonts w:asciiTheme="minorHAnsi" w:hAnsiTheme="minorHAnsi"/>
+                <w:sz w:val="16"/>
+                <w:szCs w:val="16"/>
+              </w:rPr>
+              <w:t xml:space="preserve"> </w:t>
             </w:r>
           </w:p>
           <w:p>
@@ -9393,7 +9629,43 @@
                 <w:sz w:val="16"/>
                 <w:szCs w:val="16"/>
               </w:rPr>
-              <w:t>and the system type in MCH-01a fields D04 or D05 are one of the following three types: 1:[VCHP-Ducted], 2:[VCHP-Ductless], 3:[VCHP-Ducted+Ductless],</w:t>
+              <w:t xml:space="preserve">and the system type in MCH-01a fields D04 or D05 are one of the following three types: </w:t>
+            </w:r>
+            <w:proofErr w:type="gramStart"/>
+            <w:r>
+              <w:rPr>
+                <w:rFonts w:asciiTheme="minorHAnsi" w:hAnsiTheme="minorHAnsi"/>
+                <w:sz w:val="16"/>
+                <w:szCs w:val="16"/>
+              </w:rPr>
+              <w:t>1:[</w:t>
+            </w:r>
+            <w:proofErr w:type="gramEnd"/>
+            <w:r>
+              <w:rPr>
+                <w:rFonts w:asciiTheme="minorHAnsi" w:hAnsiTheme="minorHAnsi"/>
+                <w:sz w:val="16"/>
+                <w:szCs w:val="16"/>
+              </w:rPr>
+              <w:t>VCHP-Ducted], 2:[VCHP-Ductless], 3:[</w:t>
+            </w:r>
+            <w:proofErr w:type="spellStart"/>
+            <w:r>
+              <w:rPr>
+                <w:rFonts w:asciiTheme="minorHAnsi" w:hAnsiTheme="minorHAnsi"/>
+                <w:sz w:val="16"/>
+                <w:szCs w:val="16"/>
+              </w:rPr>
+              <w:t>VCHP-Ducted+Ductless</w:t>
+            </w:r>
+            <w:proofErr w:type="spellEnd"/>
+            <w:r>
+              <w:rPr>
+                <w:rFonts w:asciiTheme="minorHAnsi" w:hAnsiTheme="minorHAnsi"/>
+                <w:sz w:val="16"/>
+                <w:szCs w:val="16"/>
+              </w:rPr>
+              <w:t>],</w:t>
             </w:r>
           </w:p>
           <w:p>
@@ -9571,7 +9843,43 @@
                 <w:sz w:val="16"/>
                 <w:szCs w:val="16"/>
               </w:rPr>
-              <w:t xml:space="preserve"> and the system type in MCH-01b fields C03 or C07 are one of the following three types: 1:[VCHP-Ducted], 2:[VCHP-Ductless], 3:[VCHP-Ducted+Ductless],</w:t>
+              <w:t xml:space="preserve"> and the system type in MCH-01b fields C03 or C07 are one of the following three types: </w:t>
+            </w:r>
+            <w:proofErr w:type="gramStart"/>
+            <w:r>
+              <w:rPr>
+                <w:rFonts w:asciiTheme="minorHAnsi" w:hAnsiTheme="minorHAnsi"/>
+                <w:sz w:val="16"/>
+                <w:szCs w:val="16"/>
+              </w:rPr>
+              <w:t>1:[</w:t>
+            </w:r>
+            <w:proofErr w:type="gramEnd"/>
+            <w:r>
+              <w:rPr>
+                <w:rFonts w:asciiTheme="minorHAnsi" w:hAnsiTheme="minorHAnsi"/>
+                <w:sz w:val="16"/>
+                <w:szCs w:val="16"/>
+              </w:rPr>
+              <w:t>VCHP-Ducted], 2:[VCHP-Ductless], 3:[</w:t>
+            </w:r>
+            <w:proofErr w:type="spellStart"/>
+            <w:r>
+              <w:rPr>
+                <w:rFonts w:asciiTheme="minorHAnsi" w:hAnsiTheme="minorHAnsi"/>
+                <w:sz w:val="16"/>
+                <w:szCs w:val="16"/>
+              </w:rPr>
+              <w:t>VCHP-Ducted+Ductless</w:t>
+            </w:r>
+            <w:proofErr w:type="spellEnd"/>
+            <w:r>
+              <w:rPr>
+                <w:rFonts w:asciiTheme="minorHAnsi" w:hAnsiTheme="minorHAnsi"/>
+                <w:sz w:val="16"/>
+                <w:szCs w:val="16"/>
+              </w:rPr>
+              <w:t>],</w:t>
             </w:r>
           </w:p>
           <w:p>
@@ -9760,7 +10068,43 @@
                 <w:sz w:val="16"/>
                 <w:szCs w:val="16"/>
               </w:rPr>
-              <w:t xml:space="preserve"> and the system type in MCH-01c fields C04 or C05 are one of the following three types: 1:[VCHP-Ducted], 2:[VCHP-Ductless], 3:[VCHP-Ducted+Ductless],</w:t>
+              <w:t xml:space="preserve"> and the system type in MCH-01c fields C04 or C05 are one of the following three types: </w:t>
+            </w:r>
+            <w:proofErr w:type="gramStart"/>
+            <w:r>
+              <w:rPr>
+                <w:rFonts w:asciiTheme="minorHAnsi" w:hAnsiTheme="minorHAnsi"/>
+                <w:sz w:val="16"/>
+                <w:szCs w:val="16"/>
+              </w:rPr>
+              <w:t>1:[</w:t>
+            </w:r>
+            <w:proofErr w:type="gramEnd"/>
+            <w:r>
+              <w:rPr>
+                <w:rFonts w:asciiTheme="minorHAnsi" w:hAnsiTheme="minorHAnsi"/>
+                <w:sz w:val="16"/>
+                <w:szCs w:val="16"/>
+              </w:rPr>
+              <w:t>VCHP-Ducted], 2:[VCHP-Ductless], 3:[</w:t>
+            </w:r>
+            <w:proofErr w:type="spellStart"/>
+            <w:r>
+              <w:rPr>
+                <w:rFonts w:asciiTheme="minorHAnsi" w:hAnsiTheme="minorHAnsi"/>
+                <w:sz w:val="16"/>
+                <w:szCs w:val="16"/>
+              </w:rPr>
+              <w:t>VCHP-Ducted+Ductless</w:t>
+            </w:r>
+            <w:proofErr w:type="spellEnd"/>
+            <w:r>
+              <w:rPr>
+                <w:rFonts w:asciiTheme="minorHAnsi" w:hAnsiTheme="minorHAnsi"/>
+                <w:sz w:val="16"/>
+                <w:szCs w:val="16"/>
+              </w:rPr>
+              <w:t>],</w:t>
             </w:r>
           </w:p>
           <w:p>
@@ -9937,7 +10281,43 @@
                 <w:sz w:val="16"/>
                 <w:szCs w:val="16"/>
               </w:rPr>
-              <w:t>, and the system type in MCH-01d fields D04 or D05 are one of the following three types: 1:[VCHP-Ducted], 2:[VCHP-Ductless], 3:[VCHP-Ducted+Ductless],</w:t>
+              <w:t xml:space="preserve">, and the system type in MCH-01d fields D04 or D05 are one of the following three types: </w:t>
+            </w:r>
+            <w:proofErr w:type="gramStart"/>
+            <w:r>
+              <w:rPr>
+                <w:rFonts w:asciiTheme="minorHAnsi" w:hAnsiTheme="minorHAnsi"/>
+                <w:sz w:val="16"/>
+                <w:szCs w:val="16"/>
+              </w:rPr>
+              <w:t>1:[</w:t>
+            </w:r>
+            <w:proofErr w:type="gramEnd"/>
+            <w:r>
+              <w:rPr>
+                <w:rFonts w:asciiTheme="minorHAnsi" w:hAnsiTheme="minorHAnsi"/>
+                <w:sz w:val="16"/>
+                <w:szCs w:val="16"/>
+              </w:rPr>
+              <w:t>VCHP-Ducted], 2:[VCHP-Ductless], 3:[</w:t>
+            </w:r>
+            <w:proofErr w:type="spellStart"/>
+            <w:r>
+              <w:rPr>
+                <w:rFonts w:asciiTheme="minorHAnsi" w:hAnsiTheme="minorHAnsi"/>
+                <w:sz w:val="16"/>
+                <w:szCs w:val="16"/>
+              </w:rPr>
+              <w:t>VCHP-Ducted+Ductless</w:t>
+            </w:r>
+            <w:proofErr w:type="spellEnd"/>
+            <w:r>
+              <w:rPr>
+                <w:rFonts w:asciiTheme="minorHAnsi" w:hAnsiTheme="minorHAnsi"/>
+                <w:sz w:val="16"/>
+                <w:szCs w:val="16"/>
+              </w:rPr>
+              <w:t>],</w:t>
             </w:r>
           </w:p>
           <w:p>
@@ -10209,58 +10589,136 @@
                 <w:sz w:val="18"/>
                 <w:szCs w:val="18"/>
               </w:rPr>
-              <w:t>&lt;&lt;calculated field: If cooling system type=NoCooling then display text result= n/a - Heating-only system;</w:t>
-            </w:r>
-          </w:p>
-          <w:p>
-            <w:pPr>
-              <w:rPr>
-                <w:rFonts w:asciiTheme="minorHAnsi" w:hAnsiTheme="minorHAnsi"/>
-                <w:sz w:val="18"/>
-                <w:szCs w:val="18"/>
-              </w:rPr>
-            </w:pPr>
-            <w:r>
-              <w:rPr>
-                <w:rFonts w:asciiTheme="minorHAnsi" w:hAnsiTheme="minorHAnsi"/>
-                <w:sz w:val="18"/>
-                <w:szCs w:val="18"/>
-              </w:rPr>
-              <w:t>elsif  the condenser speed type is not  given on the MCH-01,</w:t>
-            </w:r>
-          </w:p>
-          <w:p>
-            <w:pPr>
-              <w:rPr>
-                <w:rFonts w:asciiTheme="minorHAnsi" w:hAnsiTheme="minorHAnsi"/>
-                <w:sz w:val="18"/>
-                <w:szCs w:val="18"/>
-              </w:rPr>
-            </w:pPr>
-            <w:r>
-              <w:rPr>
-                <w:rFonts w:asciiTheme="minorHAnsi" w:hAnsiTheme="minorHAnsi"/>
-                <w:sz w:val="18"/>
-                <w:szCs w:val="18"/>
-              </w:rPr>
-              <w:t>then display text n/a –Condenser Speed requirements do not apply;</w:t>
-            </w:r>
-          </w:p>
-          <w:p>
-            <w:pPr>
-              <w:rPr>
-                <w:rFonts w:asciiTheme="minorHAnsi" w:hAnsiTheme="minorHAnsi"/>
-                <w:sz w:val="18"/>
-                <w:szCs w:val="18"/>
-              </w:rPr>
-            </w:pPr>
-            <w:r>
-              <w:rPr>
-                <w:rFonts w:asciiTheme="minorHAnsi" w:hAnsiTheme="minorHAnsi"/>
-                <w:sz w:val="18"/>
-                <w:szCs w:val="18"/>
-              </w:rPr>
-              <w:t>elsif  the condenser speed type is given on the MCH-01,</w:t>
+              <w:t>&lt;&lt;calculated field: If cooling system type=</w:t>
+            </w:r>
+            <w:proofErr w:type="spellStart"/>
+            <w:r>
+              <w:rPr>
+                <w:rFonts w:asciiTheme="minorHAnsi" w:hAnsiTheme="minorHAnsi"/>
+                <w:sz w:val="18"/>
+                <w:szCs w:val="18"/>
+              </w:rPr>
+              <w:t>NoCooling</w:t>
+            </w:r>
+            <w:proofErr w:type="spellEnd"/>
+            <w:r>
+              <w:rPr>
+                <w:rFonts w:asciiTheme="minorHAnsi" w:hAnsiTheme="minorHAnsi"/>
+                <w:sz w:val="18"/>
+                <w:szCs w:val="18"/>
+              </w:rPr>
+              <w:t xml:space="preserve"> then display text result= n/a - Heating-only </w:t>
+            </w:r>
+            <w:proofErr w:type="gramStart"/>
+            <w:r>
+              <w:rPr>
+                <w:rFonts w:asciiTheme="minorHAnsi" w:hAnsiTheme="minorHAnsi"/>
+                <w:sz w:val="18"/>
+                <w:szCs w:val="18"/>
+              </w:rPr>
+              <w:t>system;</w:t>
+            </w:r>
+            <w:proofErr w:type="gramEnd"/>
+          </w:p>
+          <w:p>
+            <w:pPr>
+              <w:rPr>
+                <w:rFonts w:asciiTheme="minorHAnsi" w:hAnsiTheme="minorHAnsi"/>
+                <w:sz w:val="18"/>
+                <w:szCs w:val="18"/>
+              </w:rPr>
+            </w:pPr>
+            <w:proofErr w:type="spellStart"/>
+            <w:proofErr w:type="gramStart"/>
+            <w:r>
+              <w:rPr>
+                <w:rFonts w:asciiTheme="minorHAnsi" w:hAnsiTheme="minorHAnsi"/>
+                <w:sz w:val="18"/>
+                <w:szCs w:val="18"/>
+              </w:rPr>
+              <w:t>elsif</w:t>
+            </w:r>
+            <w:proofErr w:type="spellEnd"/>
+            <w:r>
+              <w:rPr>
+                <w:rFonts w:asciiTheme="minorHAnsi" w:hAnsiTheme="minorHAnsi"/>
+                <w:sz w:val="18"/>
+                <w:szCs w:val="18"/>
+              </w:rPr>
+              <w:t xml:space="preserve">  the</w:t>
+            </w:r>
+            <w:proofErr w:type="gramEnd"/>
+            <w:r>
+              <w:rPr>
+                <w:rFonts w:asciiTheme="minorHAnsi" w:hAnsiTheme="minorHAnsi"/>
+                <w:sz w:val="18"/>
+                <w:szCs w:val="18"/>
+              </w:rPr>
+              <w:t xml:space="preserve"> condenser speed type is not  given on the MCH-01,</w:t>
+            </w:r>
+          </w:p>
+          <w:p>
+            <w:pPr>
+              <w:rPr>
+                <w:rFonts w:asciiTheme="minorHAnsi" w:hAnsiTheme="minorHAnsi"/>
+                <w:sz w:val="18"/>
+                <w:szCs w:val="18"/>
+              </w:rPr>
+            </w:pPr>
+            <w:r>
+              <w:rPr>
+                <w:rFonts w:asciiTheme="minorHAnsi" w:hAnsiTheme="minorHAnsi"/>
+                <w:sz w:val="18"/>
+                <w:szCs w:val="18"/>
+              </w:rPr>
+              <w:t xml:space="preserve">then display text n/a –Condenser Speed requirements do not </w:t>
+            </w:r>
+            <w:proofErr w:type="gramStart"/>
+            <w:r>
+              <w:rPr>
+                <w:rFonts w:asciiTheme="minorHAnsi" w:hAnsiTheme="minorHAnsi"/>
+                <w:sz w:val="18"/>
+                <w:szCs w:val="18"/>
+              </w:rPr>
+              <w:t>apply;</w:t>
+            </w:r>
+            <w:proofErr w:type="gramEnd"/>
+          </w:p>
+          <w:p>
+            <w:pPr>
+              <w:rPr>
+                <w:rFonts w:asciiTheme="minorHAnsi" w:hAnsiTheme="minorHAnsi"/>
+                <w:sz w:val="18"/>
+                <w:szCs w:val="18"/>
+              </w:rPr>
+            </w:pPr>
+            <w:proofErr w:type="spellStart"/>
+            <w:proofErr w:type="gramStart"/>
+            <w:r>
+              <w:rPr>
+                <w:rFonts w:asciiTheme="minorHAnsi" w:hAnsiTheme="minorHAnsi"/>
+                <w:sz w:val="18"/>
+                <w:szCs w:val="18"/>
+              </w:rPr>
+              <w:t>elsif</w:t>
+            </w:r>
+            <w:proofErr w:type="spellEnd"/>
+            <w:r>
+              <w:rPr>
+                <w:rFonts w:asciiTheme="minorHAnsi" w:hAnsiTheme="minorHAnsi"/>
+                <w:sz w:val="18"/>
+                <w:szCs w:val="18"/>
+              </w:rPr>
+              <w:t xml:space="preserve">  the</w:t>
+            </w:r>
+            <w:proofErr w:type="gramEnd"/>
+            <w:r>
+              <w:rPr>
+                <w:rFonts w:asciiTheme="minorHAnsi" w:hAnsiTheme="minorHAnsi"/>
+                <w:sz w:val="18"/>
+                <w:szCs w:val="18"/>
+              </w:rPr>
+              <w:t xml:space="preserve"> condenser speed type is given on the MCH-01,</w:t>
             </w:r>
           </w:p>
           <w:p>
@@ -10294,7 +10752,43 @@
                 <w:sz w:val="18"/>
                 <w:szCs w:val="18"/>
               </w:rPr>
-              <w:t>(note on applicable MCH-01 docs the options are:  MultiSpeed; or SingleSpeed)&gt;&gt;</w:t>
+              <w:t xml:space="preserve">(note on applicable MCH-01 docs the options are:  </w:t>
+            </w:r>
+            <w:proofErr w:type="spellStart"/>
+            <w:r>
+              <w:rPr>
+                <w:rFonts w:asciiTheme="minorHAnsi" w:hAnsiTheme="minorHAnsi"/>
+                <w:sz w:val="18"/>
+                <w:szCs w:val="18"/>
+              </w:rPr>
+              <w:t>MultiSpeed</w:t>
+            </w:r>
+            <w:proofErr w:type="spellEnd"/>
+            <w:r>
+              <w:rPr>
+                <w:rFonts w:asciiTheme="minorHAnsi" w:hAnsiTheme="minorHAnsi"/>
+                <w:sz w:val="18"/>
+                <w:szCs w:val="18"/>
+              </w:rPr>
+              <w:t xml:space="preserve">; or </w:t>
+            </w:r>
+            <w:proofErr w:type="spellStart"/>
+            <w:r>
+              <w:rPr>
+                <w:rFonts w:asciiTheme="minorHAnsi" w:hAnsiTheme="minorHAnsi"/>
+                <w:sz w:val="18"/>
+                <w:szCs w:val="18"/>
+              </w:rPr>
+              <w:t>SingleSpeed</w:t>
+            </w:r>
+            <w:proofErr w:type="spellEnd"/>
+            <w:r>
+              <w:rPr>
+                <w:rFonts w:asciiTheme="minorHAnsi" w:hAnsiTheme="minorHAnsi"/>
+                <w:sz w:val="18"/>
+                <w:szCs w:val="18"/>
+              </w:rPr>
+              <w:t>)&gt;&gt;</w:t>
             </w:r>
           </w:p>
         </w:tc>
@@ -10380,7 +10874,45 @@
                 <w:sz w:val="18"/>
                 <w:szCs w:val="18"/>
               </w:rPr>
-              <w:t xml:space="preserve">&lt;&lt;calculated field:If cooling system type=NoCooling then display text result= n/a - Heating-only system; </w:t>
+              <w:t xml:space="preserve">&lt;&lt;calculated </w:t>
+            </w:r>
+            <w:proofErr w:type="spellStart"/>
+            <w:proofErr w:type="gramStart"/>
+            <w:r>
+              <w:rPr>
+                <w:rFonts w:asciiTheme="minorHAnsi" w:hAnsiTheme="minorHAnsi"/>
+                <w:sz w:val="18"/>
+                <w:szCs w:val="18"/>
+              </w:rPr>
+              <w:t>field:If</w:t>
+            </w:r>
+            <w:proofErr w:type="spellEnd"/>
+            <w:proofErr w:type="gramEnd"/>
+            <w:r>
+              <w:rPr>
+                <w:rFonts w:asciiTheme="minorHAnsi" w:hAnsiTheme="minorHAnsi"/>
+                <w:sz w:val="18"/>
+                <w:szCs w:val="18"/>
+              </w:rPr>
+              <w:t xml:space="preserve"> cooling system type=</w:t>
+            </w:r>
+            <w:proofErr w:type="spellStart"/>
+            <w:r>
+              <w:rPr>
+                <w:rFonts w:asciiTheme="minorHAnsi" w:hAnsiTheme="minorHAnsi"/>
+                <w:sz w:val="18"/>
+                <w:szCs w:val="18"/>
+              </w:rPr>
+              <w:t>NoCooling</w:t>
+            </w:r>
+            <w:proofErr w:type="spellEnd"/>
+            <w:r>
+              <w:rPr>
+                <w:rFonts w:asciiTheme="minorHAnsi" w:hAnsiTheme="minorHAnsi"/>
+                <w:sz w:val="18"/>
+                <w:szCs w:val="18"/>
+              </w:rPr>
+              <w:t xml:space="preserve"> then display text result= n/a - Heating-only system; </w:t>
             </w:r>
           </w:p>
           <w:p>
@@ -10414,24 +10946,54 @@
                 <w:sz w:val="18"/>
                 <w:szCs w:val="18"/>
               </w:rPr>
-              <w:t>then display text:  n/a –Cooling System Zonal Control requirements do not apply;</w:t>
-            </w:r>
-          </w:p>
-          <w:p>
-            <w:pPr>
-              <w:rPr>
-                <w:rFonts w:asciiTheme="minorHAnsi" w:hAnsiTheme="minorHAnsi"/>
-                <w:sz w:val="18"/>
-                <w:szCs w:val="18"/>
-              </w:rPr>
-            </w:pPr>
-            <w:r>
-              <w:rPr>
-                <w:rFonts w:asciiTheme="minorHAnsi" w:hAnsiTheme="minorHAnsi"/>
-                <w:sz w:val="18"/>
-                <w:szCs w:val="18"/>
-              </w:rPr>
-              <w:t>elsif  the Cooling System Zonal Control Type is given on the MCH-01,</w:t>
+              <w:t xml:space="preserve">then display text:  n/a –Cooling System Zonal Control requirements do not </w:t>
+            </w:r>
+            <w:proofErr w:type="gramStart"/>
+            <w:r>
+              <w:rPr>
+                <w:rFonts w:asciiTheme="minorHAnsi" w:hAnsiTheme="minorHAnsi"/>
+                <w:sz w:val="18"/>
+                <w:szCs w:val="18"/>
+              </w:rPr>
+              <w:t>apply;</w:t>
+            </w:r>
+            <w:proofErr w:type="gramEnd"/>
+          </w:p>
+          <w:p>
+            <w:pPr>
+              <w:rPr>
+                <w:rFonts w:asciiTheme="minorHAnsi" w:hAnsiTheme="minorHAnsi"/>
+                <w:sz w:val="18"/>
+                <w:szCs w:val="18"/>
+              </w:rPr>
+            </w:pPr>
+            <w:proofErr w:type="spellStart"/>
+            <w:proofErr w:type="gramStart"/>
+            <w:r>
+              <w:rPr>
+                <w:rFonts w:asciiTheme="minorHAnsi" w:hAnsiTheme="minorHAnsi"/>
+                <w:sz w:val="18"/>
+                <w:szCs w:val="18"/>
+              </w:rPr>
+              <w:t>elsif</w:t>
+            </w:r>
+            <w:proofErr w:type="spellEnd"/>
+            <w:r>
+              <w:rPr>
+                <w:rFonts w:asciiTheme="minorHAnsi" w:hAnsiTheme="minorHAnsi"/>
+                <w:sz w:val="18"/>
+                <w:szCs w:val="18"/>
+              </w:rPr>
+              <w:t xml:space="preserve">  the</w:t>
+            </w:r>
+            <w:proofErr w:type="gramEnd"/>
+            <w:r>
+              <w:rPr>
+                <w:rFonts w:asciiTheme="minorHAnsi" w:hAnsiTheme="minorHAnsi"/>
+                <w:sz w:val="18"/>
+                <w:szCs w:val="18"/>
+              </w:rPr>
+              <w:t xml:space="preserve"> Cooling System Zonal Control Type is given on the MCH-01,</w:t>
             </w:r>
           </w:p>
           <w:p>
@@ -10465,7 +11027,43 @@
                 <w:sz w:val="18"/>
                 <w:szCs w:val="18"/>
               </w:rPr>
-              <w:t>(note on applicable MCH-01 docs the options are:  ZonallyControlled and NotZonal)&gt;&gt;</w:t>
+              <w:t xml:space="preserve">(note on applicable MCH-01 docs the options are:  </w:t>
+            </w:r>
+            <w:proofErr w:type="spellStart"/>
+            <w:r>
+              <w:rPr>
+                <w:rFonts w:asciiTheme="minorHAnsi" w:hAnsiTheme="minorHAnsi"/>
+                <w:sz w:val="18"/>
+                <w:szCs w:val="18"/>
+              </w:rPr>
+              <w:t>ZonallyControlled</w:t>
+            </w:r>
+            <w:proofErr w:type="spellEnd"/>
+            <w:r>
+              <w:rPr>
+                <w:rFonts w:asciiTheme="minorHAnsi" w:hAnsiTheme="minorHAnsi"/>
+                <w:sz w:val="18"/>
+                <w:szCs w:val="18"/>
+              </w:rPr>
+              <w:t xml:space="preserve"> and </w:t>
+            </w:r>
+            <w:proofErr w:type="spellStart"/>
+            <w:r>
+              <w:rPr>
+                <w:rFonts w:asciiTheme="minorHAnsi" w:hAnsiTheme="minorHAnsi"/>
+                <w:sz w:val="18"/>
+                <w:szCs w:val="18"/>
+              </w:rPr>
+              <w:t>NotZonal</w:t>
+            </w:r>
+            <w:proofErr w:type="spellEnd"/>
+            <w:r>
+              <w:rPr>
+                <w:rFonts w:asciiTheme="minorHAnsi" w:hAnsiTheme="minorHAnsi"/>
+                <w:sz w:val="18"/>
+                <w:szCs w:val="18"/>
+              </w:rPr>
+              <w:t>)&gt;&gt;</w:t>
             </w:r>
           </w:p>
         </w:tc>
@@ -10560,7 +11158,25 @@
                 <w:sz w:val="18"/>
                 <w:szCs w:val="18"/>
               </w:rPr>
-              <w:t xml:space="preserve">reference value from MCH-01; </w:t>
+              <w:t>reference value from MCH-</w:t>
+            </w:r>
+            <w:proofErr w:type="gramStart"/>
+            <w:r>
+              <w:rPr>
+                <w:rFonts w:asciiTheme="minorHAnsi" w:hAnsiTheme="minorHAnsi"/>
+                <w:sz w:val="18"/>
+                <w:szCs w:val="18"/>
+              </w:rPr>
+              <w:t>01;</w:t>
+            </w:r>
+            <w:proofErr w:type="gramEnd"/>
+            <w:r>
+              <w:rPr>
+                <w:rFonts w:asciiTheme="minorHAnsi" w:hAnsiTheme="minorHAnsi"/>
+                <w:sz w:val="18"/>
+                <w:szCs w:val="18"/>
+              </w:rPr>
+              <w:t xml:space="preserve"> </w:t>
             </w:r>
           </w:p>
           <w:p>
@@ -10724,25 +11340,45 @@
                 <w:sz w:val="18"/>
                 <w:szCs w:val="18"/>
               </w:rPr>
-              <w:t>If parent is MCH-01b, MCH-01c, or MCH-01d then value=N/A;</w:t>
-            </w:r>
-          </w:p>
-          <w:p>
-            <w:pPr>
-              <w:rPr>
-                <w:rFonts w:asciiTheme="minorHAnsi" w:hAnsiTheme="minorHAnsi"/>
-                <w:sz w:val="18"/>
-                <w:szCs w:val="18"/>
-              </w:rPr>
-            </w:pPr>
-            <w:r>
-              <w:rPr>
-                <w:rFonts w:asciiTheme="minorHAnsi" w:hAnsiTheme="minorHAnsi"/>
-                <w:sz w:val="18"/>
-                <w:szCs w:val="18"/>
-              </w:rPr>
-              <w:t>elseif parent is MCH-01a, reference value from MCH-01a section J10</w:t>
-            </w:r>
+              <w:t>If parent is MCH-01b, MCH-01c, or MCH-01d then value=N/</w:t>
+            </w:r>
+            <w:proofErr w:type="gramStart"/>
+            <w:r>
+              <w:rPr>
+                <w:rFonts w:asciiTheme="minorHAnsi" w:hAnsiTheme="minorHAnsi"/>
+                <w:sz w:val="18"/>
+                <w:szCs w:val="18"/>
+              </w:rPr>
+              <w:t>A;</w:t>
+            </w:r>
+            <w:proofErr w:type="gramEnd"/>
+          </w:p>
+          <w:p>
+            <w:pPr>
+              <w:rPr>
+                <w:rFonts w:asciiTheme="minorHAnsi" w:hAnsiTheme="minorHAnsi"/>
+                <w:sz w:val="18"/>
+                <w:szCs w:val="18"/>
+              </w:rPr>
+            </w:pPr>
+            <w:r>
+              <w:rPr>
+                <w:rFonts w:asciiTheme="minorHAnsi" w:hAnsiTheme="minorHAnsi"/>
+                <w:sz w:val="18"/>
+                <w:szCs w:val="18"/>
+              </w:rPr>
+              <w:t xml:space="preserve">elseif parent is MCH-01a, reference value from MCH-01a section </w:t>
+            </w:r>
+            <w:proofErr w:type="gramStart"/>
+            <w:r>
+              <w:rPr>
+                <w:rFonts w:asciiTheme="minorHAnsi" w:hAnsiTheme="minorHAnsi"/>
+                <w:sz w:val="18"/>
+                <w:szCs w:val="18"/>
+              </w:rPr>
+              <w:t>J10</w:t>
+            </w:r>
+            <w:proofErr w:type="gramEnd"/>
           </w:p>
           <w:p>
             <w:pPr>
@@ -10942,7 +11578,25 @@
                 <w:sz w:val="18"/>
                 <w:szCs w:val="18"/>
               </w:rPr>
-              <w:t>If A04=(New or Replacement), then display result = RA3.3 procedures for airflow rate measurement;</w:t>
+              <w:t>If A04</w:t>
+            </w:r>
+            <w:proofErr w:type="gramStart"/>
+            <w:r>
+              <w:rPr>
+                <w:rFonts w:asciiTheme="minorHAnsi" w:hAnsiTheme="minorHAnsi"/>
+                <w:sz w:val="18"/>
+                <w:szCs w:val="18"/>
+              </w:rPr>
+              <w:t>=(</w:t>
+            </w:r>
+            <w:proofErr w:type="gramEnd"/>
+            <w:r>
+              <w:rPr>
+                <w:rFonts w:asciiTheme="minorHAnsi" w:hAnsiTheme="minorHAnsi"/>
+                <w:sz w:val="18"/>
+                <w:szCs w:val="18"/>
+              </w:rPr>
+              <w:t>New or Replacement), then display result = RA3.3 procedures for airflow rate measurement;</w:t>
             </w:r>
           </w:p>
           <w:p>
@@ -11473,7 +12127,25 @@
                 <w:sz w:val="18"/>
                 <w:szCs w:val="18"/>
               </w:rPr>
-              <w:t xml:space="preserve">&lt;&lt;user select one of the options from list: </w:t>
+              <w:t>&lt;&lt;</w:t>
+            </w:r>
+            <w:proofErr w:type="gramStart"/>
+            <w:r>
+              <w:rPr>
+                <w:rFonts w:asciiTheme="minorHAnsi" w:hAnsiTheme="minorHAnsi"/>
+                <w:sz w:val="18"/>
+                <w:szCs w:val="18"/>
+              </w:rPr>
+              <w:t>user</w:t>
+            </w:r>
+            <w:proofErr w:type="gramEnd"/>
+            <w:r>
+              <w:rPr>
+                <w:rFonts w:asciiTheme="minorHAnsi" w:hAnsiTheme="minorHAnsi"/>
+                <w:sz w:val="18"/>
+                <w:szCs w:val="18"/>
+              </w:rPr>
+              <w:t xml:space="preserve"> select one of the options from list: </w:t>
             </w:r>
           </w:p>
           <w:p>
@@ -11496,7 +12168,25 @@
                 <w:sz w:val="18"/>
                 <w:szCs w:val="18"/>
               </w:rPr>
-              <w:t xml:space="preserve">**HSPP installed and labeled consistent with Figure RA3.3-1; </w:t>
+              <w:t>**HSPP installed and labeled consistent with Figure RA3.3-</w:t>
+            </w:r>
+            <w:proofErr w:type="gramStart"/>
+            <w:r>
+              <w:rPr>
+                <w:rFonts w:asciiTheme="minorHAnsi" w:hAnsiTheme="minorHAnsi"/>
+                <w:sz w:val="18"/>
+                <w:szCs w:val="18"/>
+              </w:rPr>
+              <w:t>1;</w:t>
+            </w:r>
+            <w:proofErr w:type="gramEnd"/>
+            <w:r>
+              <w:rPr>
+                <w:rFonts w:asciiTheme="minorHAnsi" w:hAnsiTheme="minorHAnsi"/>
+                <w:sz w:val="18"/>
+                <w:szCs w:val="18"/>
+              </w:rPr>
+              <w:t xml:space="preserve"> </w:t>
             </w:r>
           </w:p>
           <w:p>
@@ -11621,7 +12311,25 @@
                 <w:sz w:val="18"/>
                 <w:szCs w:val="18"/>
               </w:rPr>
-              <w:t>** HSPP/PSPP  are not applicable to this system &gt;&gt;</w:t>
+              <w:t>** HSPP/</w:t>
+            </w:r>
+            <w:proofErr w:type="gramStart"/>
+            <w:r>
+              <w:rPr>
+                <w:rFonts w:asciiTheme="minorHAnsi" w:hAnsiTheme="minorHAnsi"/>
+                <w:sz w:val="18"/>
+                <w:szCs w:val="18"/>
+              </w:rPr>
+              <w:t>PSPP  are</w:t>
+            </w:r>
+            <w:proofErr w:type="gramEnd"/>
+            <w:r>
+              <w:rPr>
+                <w:rFonts w:asciiTheme="minorHAnsi" w:hAnsiTheme="minorHAnsi"/>
+                <w:sz w:val="18"/>
+                <w:szCs w:val="18"/>
+              </w:rPr>
+              <w:t xml:space="preserve"> not applicable to this system &gt;&gt;</w:t>
             </w:r>
           </w:p>
         </w:tc>
@@ -11842,7 +12550,25 @@
                 <w:sz w:val="18"/>
                 <w:szCs w:val="18"/>
               </w:rPr>
-              <w:t xml:space="preserve">&lt;&lt; user select one from list: </w:t>
+              <w:t xml:space="preserve">&lt;&lt; </w:t>
+            </w:r>
+            <w:proofErr w:type="gramStart"/>
+            <w:r>
+              <w:rPr>
+                <w:rFonts w:asciiTheme="minorHAnsi" w:hAnsiTheme="minorHAnsi"/>
+                <w:sz w:val="18"/>
+                <w:szCs w:val="18"/>
+              </w:rPr>
+              <w:t>user</w:t>
+            </w:r>
+            <w:proofErr w:type="gramEnd"/>
+            <w:r>
+              <w:rPr>
+                <w:rFonts w:asciiTheme="minorHAnsi" w:hAnsiTheme="minorHAnsi"/>
+                <w:sz w:val="18"/>
+                <w:szCs w:val="18"/>
+              </w:rPr>
+              <w:t xml:space="preserve"> select one from list: </w:t>
             </w:r>
           </w:p>
           <w:p>
@@ -12013,7 +12739,25 @@
                 <w:sz w:val="18"/>
                 <w:szCs w:val="18"/>
               </w:rPr>
-              <w:t>&lt;&lt;user entry : text (or consider referencing from a data registry user profile)&gt;&gt;</w:t>
+              <w:t xml:space="preserve">&lt;&lt;user </w:t>
+            </w:r>
+            <w:proofErr w:type="gramStart"/>
+            <w:r>
+              <w:rPr>
+                <w:rFonts w:asciiTheme="minorHAnsi" w:hAnsiTheme="minorHAnsi"/>
+                <w:sz w:val="18"/>
+                <w:szCs w:val="18"/>
+              </w:rPr>
+              <w:t>entry :</w:t>
+            </w:r>
+            <w:proofErr w:type="gramEnd"/>
+            <w:r>
+              <w:rPr>
+                <w:rFonts w:asciiTheme="minorHAnsi" w:hAnsiTheme="minorHAnsi"/>
+                <w:sz w:val="18"/>
+                <w:szCs w:val="18"/>
+              </w:rPr>
+              <w:t xml:space="preserve"> text (or consider referencing from a data registry user profile)&gt;&gt;</w:t>
             </w:r>
           </w:p>
         </w:tc>
@@ -12171,7 +12915,25 @@
                 <w:sz w:val="18"/>
                 <w:szCs w:val="18"/>
               </w:rPr>
-              <w:t xml:space="preserve">&lt;&lt;user select from list:  </w:t>
+              <w:t>&lt;&lt;</w:t>
+            </w:r>
+            <w:proofErr w:type="gramStart"/>
+            <w:r>
+              <w:rPr>
+                <w:rFonts w:asciiTheme="minorHAnsi" w:hAnsiTheme="minorHAnsi"/>
+                <w:sz w:val="18"/>
+                <w:szCs w:val="18"/>
+              </w:rPr>
+              <w:t>user</w:t>
+            </w:r>
+            <w:proofErr w:type="gramEnd"/>
+            <w:r>
+              <w:rPr>
+                <w:rFonts w:asciiTheme="minorHAnsi" w:hAnsiTheme="minorHAnsi"/>
+                <w:sz w:val="18"/>
+                <w:szCs w:val="18"/>
+              </w:rPr>
+              <w:t xml:space="preserve"> select from list:  </w:t>
             </w:r>
           </w:p>
           <w:p>
@@ -12406,25 +13168,53 @@
                 <w:sz w:val="16"/>
                 <w:szCs w:val="16"/>
               </w:rPr>
-              <w:t xml:space="preserve"> = alteration Then Use variant MCH-23c;</w:t>
-            </w:r>
-          </w:p>
-          <w:p>
-            <w:pPr>
-              <w:keepNext/>
+              <w:t xml:space="preserve"> = </w:t>
+            </w:r>
+            <w:proofErr w:type="gramStart"/>
+            <w:r>
               <w:rPr>
                 <w:rFonts w:asciiTheme="minorHAnsi" w:hAnsiTheme="minorHAnsi"/>
                 <w:sz w:val="16"/>
                 <w:szCs w:val="16"/>
               </w:rPr>
-            </w:pPr>
+              <w:t>alteration</w:t>
+            </w:r>
+            <w:proofErr w:type="gramEnd"/>
             <w:r>
               <w:rPr>
                 <w:rFonts w:asciiTheme="minorHAnsi" w:hAnsiTheme="minorHAnsi"/>
                 <w:sz w:val="16"/>
                 <w:szCs w:val="16"/>
               </w:rPr>
-              <w:t>ElseIf A1</w:t>
+              <w:t xml:space="preserve"> Then Use variant MCH-23c;</w:t>
+            </w:r>
+          </w:p>
+          <w:p>
+            <w:pPr>
+              <w:keepNext/>
+              <w:rPr>
+                <w:rFonts w:asciiTheme="minorHAnsi" w:hAnsiTheme="minorHAnsi"/>
+                <w:sz w:val="16"/>
+                <w:szCs w:val="16"/>
+              </w:rPr>
+            </w:pPr>
+            <w:proofErr w:type="spellStart"/>
+            <w:r>
+              <w:rPr>
+                <w:rFonts w:asciiTheme="minorHAnsi" w:hAnsiTheme="minorHAnsi"/>
+                <w:sz w:val="16"/>
+                <w:szCs w:val="16"/>
+              </w:rPr>
+              <w:t>ElseIf</w:t>
+            </w:r>
+            <w:proofErr w:type="spellEnd"/>
+            <w:r>
+              <w:rPr>
+                <w:rFonts w:asciiTheme="minorHAnsi" w:hAnsiTheme="minorHAnsi"/>
+                <w:sz w:val="16"/>
+                <w:szCs w:val="16"/>
+              </w:rPr>
+              <w:t xml:space="preserve"> A1</w:t>
             </w:r>
             <w:r>
               <w:rPr>
@@ -12500,15 +13290,7 @@
                   <w:sz w:val="16"/>
                   <w:szCs w:val="16"/>
                 </w:rPr>
-                <w:t xml:space="preserve"> </w:t>
-              </w:r>
-              <w:r>
-                <w:rPr>
-                  <w:rFonts w:asciiTheme="minorHAnsi" w:hAnsiTheme="minorHAnsi"/>
-                  <w:sz w:val="16"/>
-                  <w:szCs w:val="16"/>
-                </w:rPr>
-                <w:t>use variant MCH-23a,</w:t>
+                <w:t xml:space="preserve"> use variant MCH-23a,</w:t>
               </w:r>
             </w:ins>
           </w:p>
@@ -12628,7 +13410,35 @@
                 <w:sz w:val="16"/>
                 <w:szCs w:val="16"/>
               </w:rPr>
-              <w:t xml:space="preserve"> =  ZonallyControlled </w:t>
+              <w:t xml:space="preserve"> </w:t>
+            </w:r>
+            <w:proofErr w:type="gramStart"/>
+            <w:r>
+              <w:rPr>
+                <w:rFonts w:asciiTheme="minorHAnsi" w:hAnsiTheme="minorHAnsi"/>
+                <w:sz w:val="16"/>
+                <w:szCs w:val="16"/>
+              </w:rPr>
+              <w:t xml:space="preserve">=  </w:t>
+            </w:r>
+            <w:proofErr w:type="spellStart"/>
+            <w:r>
+              <w:rPr>
+                <w:rFonts w:asciiTheme="minorHAnsi" w:hAnsiTheme="minorHAnsi"/>
+                <w:sz w:val="16"/>
+                <w:szCs w:val="16"/>
+              </w:rPr>
+              <w:t>ZonallyControlled</w:t>
+            </w:r>
+            <w:proofErr w:type="spellEnd"/>
+            <w:proofErr w:type="gramEnd"/>
+            <w:r>
+              <w:rPr>
+                <w:rFonts w:asciiTheme="minorHAnsi" w:hAnsiTheme="minorHAnsi"/>
+                <w:sz w:val="16"/>
+                <w:szCs w:val="16"/>
+              </w:rPr>
+              <w:t xml:space="preserve"> </w:t>
             </w:r>
             <w:del w:id="32" w:author="Alhabibi, Haider@Energy" w:date="2023-11-22T14:04:00Z">
               <w:r>
@@ -12682,7 +13492,25 @@
                 <w:sz w:val="16"/>
                 <w:szCs w:val="16"/>
               </w:rPr>
-              <w:t xml:space="preserve"> = SingleSpeed then</w:t>
+              <w:t xml:space="preserve"> = </w:t>
+            </w:r>
+            <w:proofErr w:type="spellStart"/>
+            <w:r>
+              <w:rPr>
+                <w:rFonts w:asciiTheme="minorHAnsi" w:hAnsiTheme="minorHAnsi"/>
+                <w:sz w:val="16"/>
+                <w:szCs w:val="16"/>
+              </w:rPr>
+              <w:t>SingleSpeed</w:t>
+            </w:r>
+            <w:proofErr w:type="spellEnd"/>
+            <w:r>
+              <w:rPr>
+                <w:rFonts w:asciiTheme="minorHAnsi" w:hAnsiTheme="minorHAnsi"/>
+                <w:sz w:val="16"/>
+                <w:szCs w:val="16"/>
+              </w:rPr>
+              <w:t xml:space="preserve"> then</w:t>
             </w:r>
           </w:p>
           <w:p>
@@ -12749,41 +13577,79 @@
                 <w:sz w:val="16"/>
                 <w:szCs w:val="16"/>
               </w:rPr>
-              <w:t>use variant MCH-23b;</w:t>
-            </w:r>
-          </w:p>
-          <w:p>
-            <w:pPr>
-              <w:keepNext/>
+              <w:t>use variant MCH-</w:t>
+            </w:r>
+            <w:proofErr w:type="gramStart"/>
+            <w:r>
               <w:rPr>
                 <w:rFonts w:asciiTheme="minorHAnsi" w:hAnsiTheme="minorHAnsi"/>
                 <w:sz w:val="16"/>
                 <w:szCs w:val="16"/>
               </w:rPr>
-            </w:pPr>
-            <w:r>
+              <w:t>23b;</w:t>
+            </w:r>
+            <w:proofErr w:type="gramEnd"/>
+          </w:p>
+          <w:p>
+            <w:pPr>
+              <w:keepNext/>
               <w:rPr>
                 <w:rFonts w:asciiTheme="minorHAnsi" w:hAnsiTheme="minorHAnsi"/>
                 <w:sz w:val="16"/>
                 <w:szCs w:val="16"/>
               </w:rPr>
-              <w:t>ElseIf A0</w:t>
-            </w:r>
+            </w:pPr>
+            <w:proofErr w:type="spellStart"/>
             <w:r>
               <w:rPr>
                 <w:rFonts w:asciiTheme="minorHAnsi" w:hAnsiTheme="minorHAnsi"/>
                 <w:sz w:val="16"/>
                 <w:szCs w:val="16"/>
               </w:rPr>
-              <w:t>6</w:t>
-            </w:r>
+              <w:t>ElseIf</w:t>
+            </w:r>
+            <w:proofErr w:type="spellEnd"/>
             <w:r>
               <w:rPr>
                 <w:rFonts w:asciiTheme="minorHAnsi" w:hAnsiTheme="minorHAnsi"/>
                 <w:sz w:val="16"/>
                 <w:szCs w:val="16"/>
               </w:rPr>
-              <w:t xml:space="preserve"> = MultiSpeed then </w:t>
+              <w:t xml:space="preserve"> A0</w:t>
+            </w:r>
+            <w:r>
+              <w:rPr>
+                <w:rFonts w:asciiTheme="minorHAnsi" w:hAnsiTheme="minorHAnsi"/>
+                <w:sz w:val="16"/>
+                <w:szCs w:val="16"/>
+              </w:rPr>
+              <w:t>6</w:t>
+            </w:r>
+            <w:r>
+              <w:rPr>
+                <w:rFonts w:asciiTheme="minorHAnsi" w:hAnsiTheme="minorHAnsi"/>
+                <w:sz w:val="16"/>
+                <w:szCs w:val="16"/>
+              </w:rPr>
+              <w:t xml:space="preserve"> = </w:t>
+            </w:r>
+            <w:proofErr w:type="spellStart"/>
+            <w:r>
+              <w:rPr>
+                <w:rFonts w:asciiTheme="minorHAnsi" w:hAnsiTheme="minorHAnsi"/>
+                <w:sz w:val="16"/>
+                <w:szCs w:val="16"/>
+              </w:rPr>
+              <w:t>MultiSpeed</w:t>
+            </w:r>
+            <w:proofErr w:type="spellEnd"/>
+            <w:r>
+              <w:rPr>
+                <w:rFonts w:asciiTheme="minorHAnsi" w:hAnsiTheme="minorHAnsi"/>
+                <w:sz w:val="16"/>
+                <w:szCs w:val="16"/>
+              </w:rPr>
+              <w:t xml:space="preserve"> then </w:t>
             </w:r>
           </w:p>
           <w:p>
@@ -12850,71 +13716,127 @@
                 <w:sz w:val="16"/>
                 <w:szCs w:val="16"/>
               </w:rPr>
-              <w:t>use variant MCH-23a;</w:t>
-            </w:r>
-          </w:p>
-          <w:p>
-            <w:pPr>
-              <w:keepNext/>
-              <w:ind w:left="646"/>
+              <w:t>use variant MCH-</w:t>
+            </w:r>
+            <w:proofErr w:type="gramStart"/>
+            <w:r>
               <w:rPr>
                 <w:rFonts w:asciiTheme="minorHAnsi" w:hAnsiTheme="minorHAnsi"/>
                 <w:sz w:val="16"/>
                 <w:szCs w:val="16"/>
               </w:rPr>
-            </w:pPr>
-          </w:p>
-          <w:p>
-            <w:pPr>
-              <w:keepNext/>
+              <w:t>23a;</w:t>
+            </w:r>
+            <w:proofErr w:type="gramEnd"/>
+          </w:p>
+          <w:p>
+            <w:pPr>
+              <w:keepNext/>
+              <w:ind w:left="646"/>
               <w:rPr>
                 <w:rFonts w:asciiTheme="minorHAnsi" w:hAnsiTheme="minorHAnsi"/>
                 <w:sz w:val="16"/>
                 <w:szCs w:val="16"/>
               </w:rPr>
             </w:pPr>
-            <w:r>
+          </w:p>
+          <w:p>
+            <w:pPr>
+              <w:keepNext/>
               <w:rPr>
                 <w:rFonts w:asciiTheme="minorHAnsi" w:hAnsiTheme="minorHAnsi"/>
                 <w:sz w:val="16"/>
                 <w:szCs w:val="16"/>
               </w:rPr>
-              <w:t>ElseIf A0</w:t>
-            </w:r>
+            </w:pPr>
+            <w:proofErr w:type="spellStart"/>
             <w:r>
               <w:rPr>
                 <w:rFonts w:asciiTheme="minorHAnsi" w:hAnsiTheme="minorHAnsi"/>
                 <w:sz w:val="16"/>
                 <w:szCs w:val="16"/>
               </w:rPr>
-              <w:t>7</w:t>
-            </w:r>
+              <w:t>ElseIf</w:t>
+            </w:r>
+            <w:proofErr w:type="spellEnd"/>
             <w:r>
               <w:rPr>
                 <w:rFonts w:asciiTheme="minorHAnsi" w:hAnsiTheme="minorHAnsi"/>
                 <w:sz w:val="16"/>
                 <w:szCs w:val="16"/>
               </w:rPr>
-              <w:t xml:space="preserve"> = NotZonal Then</w:t>
-            </w:r>
-          </w:p>
-          <w:p>
-            <w:pPr>
-              <w:keepNext/>
-              <w:ind w:left="646"/>
+              <w:t xml:space="preserve"> A0</w:t>
+            </w:r>
+            <w:r>
               <w:rPr>
                 <w:rFonts w:asciiTheme="minorHAnsi" w:hAnsiTheme="minorHAnsi"/>
                 <w:sz w:val="16"/>
                 <w:szCs w:val="16"/>
               </w:rPr>
-            </w:pPr>
+              <w:t>7</w:t>
+            </w:r>
             <w:r>
               <w:rPr>
                 <w:rFonts w:asciiTheme="minorHAnsi" w:hAnsiTheme="minorHAnsi"/>
                 <w:sz w:val="16"/>
                 <w:szCs w:val="16"/>
               </w:rPr>
-              <w:t>If cooling system type on MCH-01 = No Cooling And A0</w:t>
+              <w:t xml:space="preserve"> = </w:t>
+            </w:r>
+            <w:proofErr w:type="spellStart"/>
+            <w:r>
+              <w:rPr>
+                <w:rFonts w:asciiTheme="minorHAnsi" w:hAnsiTheme="minorHAnsi"/>
+                <w:sz w:val="16"/>
+                <w:szCs w:val="16"/>
+              </w:rPr>
+              <w:t>NotZonal</w:t>
+            </w:r>
+            <w:proofErr w:type="spellEnd"/>
+            <w:r>
+              <w:rPr>
+                <w:rFonts w:asciiTheme="minorHAnsi" w:hAnsiTheme="minorHAnsi"/>
+                <w:sz w:val="16"/>
+                <w:szCs w:val="16"/>
+              </w:rPr>
+              <w:t xml:space="preserve"> Then</w:t>
+            </w:r>
+          </w:p>
+          <w:p>
+            <w:pPr>
+              <w:keepNext/>
+              <w:ind w:left="646"/>
+              <w:rPr>
+                <w:rFonts w:asciiTheme="minorHAnsi" w:hAnsiTheme="minorHAnsi"/>
+                <w:sz w:val="16"/>
+                <w:szCs w:val="16"/>
+              </w:rPr>
+            </w:pPr>
+            <w:r>
+              <w:rPr>
+                <w:rFonts w:asciiTheme="minorHAnsi" w:hAnsiTheme="minorHAnsi"/>
+                <w:sz w:val="16"/>
+                <w:szCs w:val="16"/>
+              </w:rPr>
+              <w:t xml:space="preserve">If cooling system type on MCH-01 = No Cooling </w:t>
+            </w:r>
+            <w:proofErr w:type="gramStart"/>
+            <w:r>
+              <w:rPr>
+                <w:rFonts w:asciiTheme="minorHAnsi" w:hAnsiTheme="minorHAnsi"/>
+                <w:sz w:val="16"/>
+                <w:szCs w:val="16"/>
+              </w:rPr>
+              <w:t>And</w:t>
+            </w:r>
+            <w:proofErr w:type="gramEnd"/>
+            <w:r>
+              <w:rPr>
+                <w:rFonts w:asciiTheme="minorHAnsi" w:hAnsiTheme="minorHAnsi"/>
+                <w:sz w:val="16"/>
+                <w:szCs w:val="16"/>
+              </w:rPr>
+              <w:t xml:space="preserve"> A0</w:t>
             </w:r>
             <w:r>
               <w:rPr>
@@ -13074,8 +13996,18 @@
                 <w:sz w:val="16"/>
                 <w:szCs w:val="16"/>
               </w:rPr>
-              <w:t>use variant MCH-23a;</w:t>
-            </w:r>
+              <w:t>use variant MCH-</w:t>
+            </w:r>
+            <w:proofErr w:type="gramStart"/>
+            <w:r>
+              <w:rPr>
+                <w:rFonts w:asciiTheme="minorHAnsi" w:hAnsiTheme="minorHAnsi"/>
+                <w:sz w:val="16"/>
+                <w:szCs w:val="16"/>
+              </w:rPr>
+              <w:t>23a;</w:t>
+            </w:r>
+            <w:proofErr w:type="gramEnd"/>
           </w:p>
           <w:p>
             <w:pPr>
@@ -13097,21 +14029,23 @@
                 <w:szCs w:val="16"/>
               </w:rPr>
             </w:pPr>
+            <w:proofErr w:type="spellStart"/>
             <w:r>
               <w:rPr>
                 <w:rFonts w:ascii="Calibri" w:hAnsi="Calibri"/>
                 <w:sz w:val="16"/>
                 <w:szCs w:val="16"/>
               </w:rPr>
-              <w:t>ElseIf A0</w:t>
-            </w:r>
+              <w:t>ElseIf</w:t>
+            </w:r>
+            <w:proofErr w:type="spellEnd"/>
             <w:r>
               <w:rPr>
                 <w:rFonts w:ascii="Calibri" w:hAnsi="Calibri"/>
                 <w:sz w:val="16"/>
                 <w:szCs w:val="16"/>
               </w:rPr>
-              <w:t>7</w:t>
+              <w:t xml:space="preserve"> A0</w:t>
             </w:r>
             <w:r>
               <w:rPr>
@@ -13119,34 +14053,34 @@
                 <w:sz w:val="16"/>
                 <w:szCs w:val="16"/>
               </w:rPr>
-              <w:t xml:space="preserve"> = N/A Then</w:t>
-            </w:r>
-          </w:p>
-          <w:p>
-            <w:pPr>
-              <w:keepNext/>
-              <w:ind w:left="646"/>
+              <w:t>7</w:t>
+            </w:r>
+            <w:r>
               <w:rPr>
                 <w:rFonts w:ascii="Calibri" w:hAnsi="Calibri"/>
                 <w:sz w:val="16"/>
                 <w:szCs w:val="16"/>
               </w:rPr>
-            </w:pPr>
-            <w:r>
+              <w:t xml:space="preserve"> = N/A Then</w:t>
+            </w:r>
+          </w:p>
+          <w:p>
+            <w:pPr>
+              <w:keepNext/>
+              <w:ind w:left="646"/>
               <w:rPr>
                 <w:rFonts w:ascii="Calibri" w:hAnsi="Calibri"/>
                 <w:sz w:val="16"/>
                 <w:szCs w:val="16"/>
               </w:rPr>
-              <w:t>if A0</w:t>
-            </w:r>
+            </w:pPr>
             <w:r>
               <w:rPr>
                 <w:rFonts w:ascii="Calibri" w:hAnsi="Calibri"/>
                 <w:sz w:val="16"/>
                 <w:szCs w:val="16"/>
               </w:rPr>
-              <w:t>4</w:t>
+              <w:t>if A0</w:t>
             </w:r>
             <w:r>
               <w:rPr>
@@ -13154,26 +14088,52 @@
                 <w:sz w:val="16"/>
                 <w:szCs w:val="16"/>
               </w:rPr>
-              <w:t xml:space="preserve"> = New or Replacement, Then</w:t>
-            </w:r>
-          </w:p>
-          <w:p>
-            <w:pPr>
-              <w:keepNext/>
-              <w:ind w:left="646"/>
+              <w:t>4</w:t>
+            </w:r>
+            <w:r>
               <w:rPr>
                 <w:rFonts w:ascii="Calibri" w:hAnsi="Calibri"/>
                 <w:sz w:val="16"/>
                 <w:szCs w:val="16"/>
               </w:rPr>
-            </w:pPr>
-            <w:r>
+              <w:t xml:space="preserve"> = New or Replacement, Then</w:t>
+            </w:r>
+          </w:p>
+          <w:p>
+            <w:pPr>
+              <w:keepNext/>
+              <w:ind w:left="646"/>
               <w:rPr>
                 <w:rFonts w:ascii="Calibri" w:hAnsi="Calibri"/>
                 <w:sz w:val="16"/>
                 <w:szCs w:val="16"/>
               </w:rPr>
-              <w:t>If cooling system type on MCH-01 = No Cooling And A0</w:t>
+            </w:pPr>
+            <w:r>
+              <w:rPr>
+                <w:rFonts w:ascii="Calibri" w:hAnsi="Calibri"/>
+                <w:sz w:val="16"/>
+                <w:szCs w:val="16"/>
+              </w:rPr>
+              <w:t xml:space="preserve">If cooling system type on MCH-01 = No Cooling </w:t>
+            </w:r>
+            <w:proofErr w:type="gramStart"/>
+            <w:r>
+              <w:rPr>
+                <w:rFonts w:ascii="Calibri" w:hAnsi="Calibri"/>
+                <w:sz w:val="16"/>
+                <w:szCs w:val="16"/>
+              </w:rPr>
+              <w:t>And</w:t>
+            </w:r>
+            <w:proofErr w:type="gramEnd"/>
+            <w:r>
+              <w:rPr>
+                <w:rFonts w:ascii="Calibri" w:hAnsi="Calibri"/>
+                <w:sz w:val="16"/>
+                <w:szCs w:val="16"/>
+              </w:rPr>
+              <w:t xml:space="preserve"> A0</w:t>
             </w:r>
             <w:r>
               <w:rPr>
@@ -13625,7 +14585,25 @@
                 <w:sz w:val="18"/>
                 <w:szCs w:val="18"/>
               </w:rPr>
-              <w:t>If MCH-01 – ResidentialCoolingSystemType = Small Duct High Velocity</w:t>
+              <w:t xml:space="preserve">If MCH-01 – </w:t>
+            </w:r>
+            <w:proofErr w:type="spellStart"/>
+            <w:r>
+              <w:rPr>
+                <w:rFonts w:asciiTheme="minorHAnsi" w:hAnsiTheme="minorHAnsi"/>
+                <w:sz w:val="18"/>
+                <w:szCs w:val="18"/>
+              </w:rPr>
+              <w:t>ResidentialCoolingSystemType</w:t>
+            </w:r>
+            <w:proofErr w:type="spellEnd"/>
+            <w:r>
+              <w:rPr>
+                <w:rFonts w:asciiTheme="minorHAnsi" w:hAnsiTheme="minorHAnsi"/>
+                <w:sz w:val="18"/>
+                <w:szCs w:val="18"/>
+              </w:rPr>
+              <w:t xml:space="preserve"> = Small Duct High Velocity</w:t>
             </w:r>
             <w:r>
               <w:rPr>
@@ -13685,51 +14663,164 @@
                 <w:sz w:val="18"/>
                 <w:szCs w:val="18"/>
               </w:rPr>
-              <w:t xml:space="preserve"> = Alteration, then value = 300;</w:t>
-            </w:r>
-          </w:p>
-          <w:p>
-            <w:pPr>
-              <w:keepNext/>
-              <w:rPr>
-                <w:rFonts w:asciiTheme="minorHAnsi" w:hAnsiTheme="minorHAnsi"/>
-                <w:sz w:val="18"/>
-                <w:szCs w:val="18"/>
-              </w:rPr>
-            </w:pPr>
-          </w:p>
-          <w:p>
-            <w:pPr>
-              <w:keepNext/>
-              <w:rPr>
-                <w:rFonts w:asciiTheme="minorHAnsi" w:hAnsiTheme="minorHAnsi"/>
-                <w:sz w:val="18"/>
-                <w:szCs w:val="18"/>
-              </w:rPr>
-            </w:pPr>
-            <w:r>
-              <w:rPr>
-                <w:rFonts w:asciiTheme="minorHAnsi" w:hAnsiTheme="minorHAnsi"/>
-                <w:sz w:val="18"/>
-                <w:szCs w:val="18"/>
-              </w:rPr>
-              <w:t>Elseif parent is MCH-01a, and B1</w:t>
-            </w:r>
-            <w:r>
-              <w:rPr>
-                <w:rFonts w:asciiTheme="minorHAnsi" w:hAnsiTheme="minorHAnsi"/>
-                <w:sz w:val="18"/>
-                <w:szCs w:val="18"/>
-              </w:rPr>
-              <w:t>0</w:t>
-            </w:r>
-            <w:r>
-              <w:rPr>
-                <w:rFonts w:asciiTheme="minorHAnsi" w:hAnsiTheme="minorHAnsi"/>
-                <w:sz w:val="18"/>
-                <w:szCs w:val="18"/>
-              </w:rPr>
-              <w:t xml:space="preserve"> </w:t>
+              <w:t xml:space="preserve"> = Alteration, then value = </w:t>
+            </w:r>
+            <w:proofErr w:type="gramStart"/>
+            <w:r>
+              <w:rPr>
+                <w:rFonts w:asciiTheme="minorHAnsi" w:hAnsiTheme="minorHAnsi"/>
+                <w:sz w:val="18"/>
+                <w:szCs w:val="18"/>
+              </w:rPr>
+              <w:t>300;</w:t>
+            </w:r>
+            <w:proofErr w:type="gramEnd"/>
+          </w:p>
+          <w:p>
+            <w:pPr>
+              <w:keepNext/>
+              <w:rPr>
+                <w:rFonts w:asciiTheme="minorHAnsi" w:hAnsiTheme="minorHAnsi"/>
+                <w:sz w:val="18"/>
+                <w:szCs w:val="18"/>
+              </w:rPr>
+            </w:pPr>
+          </w:p>
+          <w:p>
+            <w:pPr>
+              <w:keepNext/>
+              <w:rPr>
+                <w:ins w:id="47" w:author="Alhabibi, Haider@Energy" w:date="2024-04-09T09:10:00Z"/>
+                <w:rFonts w:asciiTheme="minorHAnsi" w:hAnsiTheme="minorHAnsi"/>
+                <w:sz w:val="18"/>
+                <w:szCs w:val="18"/>
+              </w:rPr>
+            </w:pPr>
+            <w:r>
+              <w:rPr>
+                <w:rFonts w:asciiTheme="minorHAnsi" w:hAnsiTheme="minorHAnsi"/>
+                <w:sz w:val="18"/>
+                <w:szCs w:val="18"/>
+              </w:rPr>
+              <w:t>Elseif parent is MCH-01a</w:t>
+            </w:r>
+            <w:ins w:id="48" w:author="Alhabibi, Haider@Energy" w:date="2024-04-09T09:09:00Z">
+              <w:r>
+                <w:rPr>
+                  <w:rFonts w:asciiTheme="minorHAnsi" w:hAnsiTheme="minorHAnsi"/>
+                  <w:sz w:val="18"/>
+                  <w:szCs w:val="18"/>
+                </w:rPr>
+                <w:t xml:space="preserve"> on</w:t>
+              </w:r>
+            </w:ins>
+            <w:ins w:id="49" w:author="Alhabibi, Haider@Energy" w:date="2024-04-09T09:10:00Z">
+              <w:r>
+                <w:rPr>
+                  <w:rFonts w:asciiTheme="minorHAnsi" w:hAnsiTheme="minorHAnsi"/>
+                  <w:sz w:val="18"/>
+                  <w:szCs w:val="18"/>
+                </w:rPr>
+                <w:t>ly:</w:t>
+              </w:r>
+            </w:ins>
+          </w:p>
+          <w:p>
+            <w:pPr>
+              <w:keepNext/>
+              <w:rPr>
+                <w:rFonts w:asciiTheme="minorHAnsi" w:hAnsiTheme="minorHAnsi"/>
+                <w:sz w:val="18"/>
+                <w:szCs w:val="18"/>
+              </w:rPr>
+            </w:pPr>
+            <w:ins w:id="50" w:author="Alhabibi, Haider@Energy" w:date="2024-04-09T09:10:00Z">
+              <w:r>
+                <w:rPr>
+                  <w:rFonts w:asciiTheme="minorHAnsi" w:hAnsiTheme="minorHAnsi"/>
+                  <w:sz w:val="18"/>
+                  <w:szCs w:val="18"/>
+                </w:rPr>
+                <w:t>If (B10 ≠ NA and B10 ≠ D09)</w:t>
+              </w:r>
+            </w:ins>
+            <w:del w:id="51" w:author="Alhabibi, Haider@Energy" w:date="2024-04-09T09:10:00Z">
+              <w:r>
+                <w:rPr>
+                  <w:rFonts w:asciiTheme="minorHAnsi" w:hAnsiTheme="minorHAnsi"/>
+                  <w:sz w:val="18"/>
+                  <w:szCs w:val="18"/>
+                </w:rPr>
+                <w:delText>, and B1</w:delText>
+              </w:r>
+              <w:r>
+                <w:rPr>
+                  <w:rFonts w:asciiTheme="minorHAnsi" w:hAnsiTheme="minorHAnsi"/>
+                  <w:sz w:val="18"/>
+                  <w:szCs w:val="18"/>
+                </w:rPr>
+                <w:delText>0</w:delText>
+              </w:r>
+              <w:r>
+                <w:rPr>
+                  <w:rFonts w:asciiTheme="minorHAnsi" w:hAnsiTheme="minorHAnsi"/>
+                  <w:sz w:val="18"/>
+                  <w:szCs w:val="18"/>
+                </w:rPr>
+                <w:delText xml:space="preserve"> </w:delText>
+              </w:r>
+              <w:r>
+                <w:rPr>
+                  <w:rFonts w:asciiTheme="minorHAnsi" w:hAnsiTheme="minorHAnsi" w:cstheme="minorHAnsi"/>
+                  <w:sz w:val="18"/>
+                  <w:szCs w:val="18"/>
+                </w:rPr>
+                <w:delText>≠</w:delText>
+              </w:r>
+              <w:r>
+                <w:rPr>
+                  <w:rFonts w:asciiTheme="minorHAnsi" w:hAnsiTheme="minorHAnsi"/>
+                  <w:sz w:val="18"/>
+                  <w:szCs w:val="18"/>
+                </w:rPr>
+                <w:delText xml:space="preserve"> D09</w:delText>
+              </w:r>
+            </w:del>
+            <w:r>
+              <w:rPr>
+                <w:rFonts w:asciiTheme="minorHAnsi" w:hAnsiTheme="minorHAnsi"/>
+                <w:sz w:val="18"/>
+                <w:szCs w:val="18"/>
+              </w:rPr>
+              <w:t xml:space="preserve">, then value = </w:t>
+            </w:r>
+            <w:proofErr w:type="gramStart"/>
+            <w:r>
+              <w:rPr>
+                <w:rFonts w:asciiTheme="minorHAnsi" w:hAnsiTheme="minorHAnsi"/>
+                <w:sz w:val="18"/>
+                <w:szCs w:val="18"/>
+              </w:rPr>
+              <w:t>350;</w:t>
+            </w:r>
+            <w:proofErr w:type="gramEnd"/>
+          </w:p>
+          <w:p>
+            <w:pPr>
+              <w:keepNext/>
+              <w:rPr>
+                <w:rFonts w:asciiTheme="minorHAnsi" w:hAnsiTheme="minorHAnsi"/>
+                <w:sz w:val="18"/>
+                <w:szCs w:val="18"/>
+              </w:rPr>
+            </w:pPr>
+            <w:r>
+              <w:rPr>
+                <w:rFonts w:asciiTheme="minorHAnsi" w:hAnsiTheme="minorHAnsi"/>
+                <w:sz w:val="18"/>
+                <w:szCs w:val="18"/>
+              </w:rPr>
+              <w:t xml:space="preserve">Elseif parent is MCH-01a, and C08 </w:t>
             </w:r>
             <w:r>
               <w:rPr>
@@ -13745,62 +14836,121 @@
                 <w:sz w:val="18"/>
                 <w:szCs w:val="18"/>
               </w:rPr>
-              <w:t xml:space="preserve"> D09, then value = 350;</w:t>
-            </w:r>
-          </w:p>
-          <w:p>
-            <w:pPr>
-              <w:keepNext/>
-              <w:rPr>
-                <w:rFonts w:asciiTheme="minorHAnsi" w:hAnsiTheme="minorHAnsi"/>
-                <w:sz w:val="18"/>
-                <w:szCs w:val="18"/>
-              </w:rPr>
-            </w:pPr>
-          </w:p>
-          <w:p>
-            <w:pPr>
-              <w:keepNext/>
-              <w:rPr>
-                <w:rFonts w:asciiTheme="minorHAnsi" w:hAnsiTheme="minorHAnsi"/>
-                <w:sz w:val="18"/>
-                <w:szCs w:val="18"/>
-              </w:rPr>
-            </w:pPr>
-            <w:r>
-              <w:rPr>
-                <w:rFonts w:asciiTheme="minorHAnsi" w:hAnsiTheme="minorHAnsi"/>
-                <w:sz w:val="18"/>
-                <w:szCs w:val="18"/>
-              </w:rPr>
-              <w:t xml:space="preserve">Elseif parent is MCH-01a, and C08 </w:t>
-            </w:r>
-            <w:r>
-              <w:rPr>
-                <w:rFonts w:asciiTheme="minorHAnsi" w:hAnsiTheme="minorHAnsi" w:cstheme="minorHAnsi"/>
-                <w:sz w:val="18"/>
-                <w:szCs w:val="18"/>
-              </w:rPr>
-              <w:t>≠</w:t>
-            </w:r>
-            <w:r>
-              <w:rPr>
-                <w:rFonts w:asciiTheme="minorHAnsi" w:hAnsiTheme="minorHAnsi"/>
-                <w:sz w:val="18"/>
-                <w:szCs w:val="18"/>
-              </w:rPr>
-              <w:t xml:space="preserve"> NA, then reference value from MCH-01a C08;</w:t>
-            </w:r>
-          </w:p>
-          <w:p>
-            <w:pPr>
-              <w:keepNext/>
-              <w:rPr>
-                <w:rFonts w:asciiTheme="minorHAnsi" w:hAnsiTheme="minorHAnsi"/>
-                <w:sz w:val="18"/>
-                <w:szCs w:val="18"/>
-              </w:rPr>
-            </w:pPr>
+              <w:t xml:space="preserve"> NA, then reference value from MCH-01a </w:t>
+            </w:r>
+            <w:proofErr w:type="gramStart"/>
+            <w:r>
+              <w:rPr>
+                <w:rFonts w:asciiTheme="minorHAnsi" w:hAnsiTheme="minorHAnsi"/>
+                <w:sz w:val="18"/>
+                <w:szCs w:val="18"/>
+              </w:rPr>
+              <w:t>C08;</w:t>
+            </w:r>
+            <w:proofErr w:type="gramEnd"/>
+          </w:p>
+          <w:p>
+            <w:pPr>
+              <w:keepNext/>
+              <w:rPr>
+                <w:ins w:id="52" w:author="Alhabibi, Haider@Energy" w:date="2024-04-09T09:10:00Z"/>
+                <w:rFonts w:asciiTheme="minorHAnsi" w:hAnsiTheme="minorHAnsi"/>
+                <w:sz w:val="18"/>
+                <w:szCs w:val="18"/>
+              </w:rPr>
+            </w:pPr>
+          </w:p>
+          <w:p>
+            <w:pPr>
+              <w:keepNext/>
+              <w:rPr>
+                <w:ins w:id="53" w:author="Alhabibi, Haider@Energy" w:date="2024-04-09T09:10:00Z"/>
+                <w:rFonts w:asciiTheme="minorHAnsi" w:hAnsiTheme="minorHAnsi"/>
+                <w:sz w:val="18"/>
+                <w:szCs w:val="18"/>
+              </w:rPr>
+            </w:pPr>
+            <w:ins w:id="54" w:author="Alhabibi, Haider@Energy" w:date="2024-04-09T09:10:00Z">
+              <w:r>
+                <w:rPr>
+                  <w:rFonts w:asciiTheme="minorHAnsi" w:hAnsiTheme="minorHAnsi"/>
+                  <w:sz w:val="18"/>
+                  <w:szCs w:val="18"/>
+                </w:rPr>
+                <w:t xml:space="preserve">Elseif parent is MCH-01d only: </w:t>
+              </w:r>
+            </w:ins>
+          </w:p>
+          <w:p>
+            <w:pPr>
+              <w:keepNext/>
+              <w:rPr>
+                <w:ins w:id="55" w:author="Alhabibi, Haider@Energy" w:date="2024-04-09T09:10:00Z"/>
+                <w:rFonts w:asciiTheme="minorHAnsi" w:hAnsiTheme="minorHAnsi"/>
+                <w:sz w:val="18"/>
+                <w:szCs w:val="18"/>
+              </w:rPr>
+            </w:pPr>
+            <w:ins w:id="56" w:author="Alhabibi, Haider@Energy" w:date="2024-04-09T09:10:00Z">
+              <w:r>
+                <w:rPr>
+                  <w:rFonts w:asciiTheme="minorHAnsi" w:hAnsiTheme="minorHAnsi"/>
+                  <w:sz w:val="18"/>
+                  <w:szCs w:val="18"/>
+                </w:rPr>
+                <w:t xml:space="preserve">If (B08 ≠ NA and B08 ≠ D09), then value = </w:t>
+              </w:r>
+              <w:proofErr w:type="gramStart"/>
+              <w:r>
+                <w:rPr>
+                  <w:rFonts w:asciiTheme="minorHAnsi" w:hAnsiTheme="minorHAnsi"/>
+                  <w:sz w:val="18"/>
+                  <w:szCs w:val="18"/>
+                </w:rPr>
+                <w:t>350;</w:t>
+              </w:r>
+              <w:proofErr w:type="gramEnd"/>
+            </w:ins>
+          </w:p>
+          <w:p>
+            <w:pPr>
+              <w:keepNext/>
+              <w:rPr>
+                <w:rFonts w:asciiTheme="minorHAnsi" w:hAnsiTheme="minorHAnsi"/>
+                <w:sz w:val="18"/>
+                <w:szCs w:val="18"/>
+              </w:rPr>
+            </w:pPr>
+            <w:ins w:id="57" w:author="Alhabibi, Haider@Energy" w:date="2024-04-09T09:10:00Z">
+              <w:r>
+                <w:rPr>
+                  <w:rFonts w:asciiTheme="minorHAnsi" w:hAnsiTheme="minorHAnsi"/>
+                  <w:sz w:val="18"/>
+                  <w:szCs w:val="18"/>
+                </w:rPr>
+                <w:t xml:space="preserve">Elseif C08 ≠ NA, then reference value from MCH-01d </w:t>
+              </w:r>
+              <w:proofErr w:type="gramStart"/>
+              <w:r>
+                <w:rPr>
+                  <w:rFonts w:asciiTheme="minorHAnsi" w:hAnsiTheme="minorHAnsi"/>
+                  <w:sz w:val="18"/>
+                  <w:szCs w:val="18"/>
+                </w:rPr>
+                <w:t>C08</w:t>
+              </w:r>
+            </w:ins>
+            <w:ins w:id="58" w:author="Alhabibi, Haider@Energy" w:date="2024-04-09T09:11:00Z">
+              <w:r>
+                <w:rPr>
+                  <w:rFonts w:asciiTheme="minorHAnsi" w:hAnsiTheme="minorHAnsi"/>
+                  <w:sz w:val="18"/>
+                  <w:szCs w:val="18"/>
+                </w:rPr>
+                <w:t>;</w:t>
+              </w:r>
+            </w:ins>
+            <w:proofErr w:type="gramEnd"/>
           </w:p>
           <w:p>
             <w:pPr>
@@ -14023,7 +15173,25 @@
                 <w:sz w:val="18"/>
                 <w:szCs w:val="18"/>
               </w:rPr>
-              <w:t>&lt;&lt;user input numeric value: xxxx&gt;&gt;</w:t>
+              <w:t xml:space="preserve">&lt;&lt;user input numeric value: </w:t>
+            </w:r>
+            <w:proofErr w:type="spellStart"/>
+            <w:r>
+              <w:rPr>
+                <w:rFonts w:asciiTheme="minorHAnsi" w:hAnsiTheme="minorHAnsi"/>
+                <w:sz w:val="18"/>
+                <w:szCs w:val="18"/>
+              </w:rPr>
+              <w:t>xxxx</w:t>
+            </w:r>
+            <w:proofErr w:type="spellEnd"/>
+            <w:r>
+              <w:rPr>
+                <w:rFonts w:asciiTheme="minorHAnsi" w:hAnsiTheme="minorHAnsi"/>
+                <w:sz w:val="18"/>
+                <w:szCs w:val="18"/>
+              </w:rPr>
+              <w:t>&gt;&gt;</w:t>
             </w:r>
           </w:p>
         </w:tc>
@@ -14177,6 +15345,7 @@
                 <w:sz w:val="18"/>
                 <w:szCs w:val="18"/>
               </w:rPr>
+              <w:lastRenderedPageBreak/>
               <w:t>E. Forced Air System Airflow Rate Measurement – All Other Zonal Control Modes</w:t>
             </w:r>
           </w:p>
@@ -14499,7 +15668,25 @@
                 <w:sz w:val="18"/>
                 <w:szCs w:val="18"/>
               </w:rPr>
-              <w:t>If MCH-01 – ResidentialCoolingSystemType = Small Duct High Velocity</w:t>
+              <w:t xml:space="preserve">If MCH-01 – </w:t>
+            </w:r>
+            <w:proofErr w:type="spellStart"/>
+            <w:r>
+              <w:rPr>
+                <w:rFonts w:asciiTheme="minorHAnsi" w:hAnsiTheme="minorHAnsi"/>
+                <w:sz w:val="18"/>
+                <w:szCs w:val="18"/>
+              </w:rPr>
+              <w:t>ResidentialCoolingSystemType</w:t>
+            </w:r>
+            <w:proofErr w:type="spellEnd"/>
+            <w:r>
+              <w:rPr>
+                <w:rFonts w:asciiTheme="minorHAnsi" w:hAnsiTheme="minorHAnsi"/>
+                <w:sz w:val="18"/>
+                <w:szCs w:val="18"/>
+              </w:rPr>
+              <w:t xml:space="preserve"> = Small Duct High Velocity</w:t>
             </w:r>
             <w:r>
               <w:rPr>
@@ -14559,35 +15746,138 @@
                 <w:sz w:val="18"/>
                 <w:szCs w:val="18"/>
               </w:rPr>
-              <w:t xml:space="preserve"> = Alteration, then value = 300;</w:t>
-            </w:r>
-          </w:p>
-          <w:p>
-            <w:pPr>
-              <w:keepNext/>
-              <w:rPr>
-                <w:rFonts w:asciiTheme="minorHAnsi" w:hAnsiTheme="minorHAnsi"/>
-                <w:sz w:val="18"/>
-                <w:szCs w:val="18"/>
-              </w:rPr>
-            </w:pPr>
-          </w:p>
-          <w:p>
-            <w:pPr>
-              <w:keepNext/>
-              <w:rPr>
-                <w:rFonts w:asciiTheme="minorHAnsi" w:hAnsiTheme="minorHAnsi"/>
-                <w:sz w:val="18"/>
-                <w:szCs w:val="18"/>
-              </w:rPr>
-            </w:pPr>
-            <w:r>
-              <w:rPr>
-                <w:rFonts w:asciiTheme="minorHAnsi" w:hAnsiTheme="minorHAnsi"/>
-                <w:sz w:val="18"/>
-                <w:szCs w:val="18"/>
-              </w:rPr>
-              <w:t xml:space="preserve">Elseif parent is MCH-01a, and B11 </w:t>
+              <w:t xml:space="preserve"> = Alteration, then value = </w:t>
+            </w:r>
+            <w:proofErr w:type="gramStart"/>
+            <w:r>
+              <w:rPr>
+                <w:rFonts w:asciiTheme="minorHAnsi" w:hAnsiTheme="minorHAnsi"/>
+                <w:sz w:val="18"/>
+                <w:szCs w:val="18"/>
+              </w:rPr>
+              <w:t>300;</w:t>
+            </w:r>
+            <w:proofErr w:type="gramEnd"/>
+          </w:p>
+          <w:p>
+            <w:pPr>
+              <w:keepNext/>
+              <w:rPr>
+                <w:rFonts w:asciiTheme="minorHAnsi" w:hAnsiTheme="minorHAnsi"/>
+                <w:sz w:val="18"/>
+                <w:szCs w:val="18"/>
+              </w:rPr>
+            </w:pPr>
+          </w:p>
+          <w:p>
+            <w:pPr>
+              <w:keepNext/>
+              <w:rPr>
+                <w:ins w:id="59" w:author="Alhabibi, Haider@Energy" w:date="2024-04-09T09:11:00Z"/>
+                <w:rFonts w:asciiTheme="minorHAnsi" w:hAnsiTheme="minorHAnsi"/>
+                <w:sz w:val="18"/>
+                <w:szCs w:val="18"/>
+              </w:rPr>
+            </w:pPr>
+            <w:r>
+              <w:rPr>
+                <w:rFonts w:asciiTheme="minorHAnsi" w:hAnsiTheme="minorHAnsi"/>
+                <w:sz w:val="18"/>
+                <w:szCs w:val="18"/>
+              </w:rPr>
+              <w:t>Elseif parent is MCH-01a</w:t>
+            </w:r>
+            <w:ins w:id="60" w:author="Alhabibi, Haider@Energy" w:date="2024-04-09T09:11:00Z">
+              <w:r>
+                <w:rPr>
+                  <w:rFonts w:asciiTheme="minorHAnsi" w:hAnsiTheme="minorHAnsi"/>
+                  <w:sz w:val="18"/>
+                  <w:szCs w:val="18"/>
+                </w:rPr>
+                <w:t xml:space="preserve"> only:</w:t>
+              </w:r>
+            </w:ins>
+          </w:p>
+          <w:p>
+            <w:pPr>
+              <w:keepNext/>
+              <w:rPr>
+                <w:rFonts w:asciiTheme="minorHAnsi" w:hAnsiTheme="minorHAnsi"/>
+                <w:sz w:val="18"/>
+                <w:szCs w:val="18"/>
+              </w:rPr>
+            </w:pPr>
+            <w:ins w:id="61" w:author="Alhabibi, Haider@Energy" w:date="2024-04-09T09:11:00Z">
+              <w:r>
+                <w:rPr>
+                  <w:rFonts w:asciiTheme="minorHAnsi" w:hAnsiTheme="minorHAnsi"/>
+                  <w:sz w:val="18"/>
+                  <w:szCs w:val="18"/>
+                </w:rPr>
+                <w:t xml:space="preserve">If (B10 ≠ NA and B10 ≠ D09) </w:t>
+              </w:r>
+            </w:ins>
+            <w:del w:id="62" w:author="Alhabibi, Haider@Energy" w:date="2024-04-09T09:11:00Z">
+              <w:r>
+                <w:rPr>
+                  <w:rFonts w:asciiTheme="minorHAnsi" w:hAnsiTheme="minorHAnsi"/>
+                  <w:sz w:val="18"/>
+                  <w:szCs w:val="18"/>
+                </w:rPr>
+                <w:delText xml:space="preserve">, and B11 </w:delText>
+              </w:r>
+              <w:r>
+                <w:rPr>
+                  <w:rFonts w:asciiTheme="minorHAnsi" w:hAnsiTheme="minorHAnsi" w:cstheme="minorHAnsi"/>
+                  <w:sz w:val="18"/>
+                  <w:szCs w:val="18"/>
+                </w:rPr>
+                <w:delText>≠</w:delText>
+              </w:r>
+              <w:r>
+                <w:rPr>
+                  <w:rFonts w:asciiTheme="minorHAnsi" w:hAnsiTheme="minorHAnsi"/>
+                  <w:sz w:val="18"/>
+                  <w:szCs w:val="18"/>
+                </w:rPr>
+                <w:delText xml:space="preserve"> D09,</w:delText>
+              </w:r>
+            </w:del>
+            <w:r>
+              <w:rPr>
+                <w:rFonts w:asciiTheme="minorHAnsi" w:hAnsiTheme="minorHAnsi"/>
+                <w:sz w:val="18"/>
+                <w:szCs w:val="18"/>
+              </w:rPr>
+              <w:t xml:space="preserve"> then value = </w:t>
+            </w:r>
+            <w:proofErr w:type="gramStart"/>
+            <w:r>
+              <w:rPr>
+                <w:rFonts w:asciiTheme="minorHAnsi" w:hAnsiTheme="minorHAnsi"/>
+                <w:sz w:val="18"/>
+                <w:szCs w:val="18"/>
+              </w:rPr>
+              <w:t>350;</w:t>
+            </w:r>
+            <w:proofErr w:type="gramEnd"/>
+          </w:p>
+          <w:p>
+            <w:pPr>
+              <w:keepNext/>
+              <w:rPr>
+                <w:rFonts w:asciiTheme="minorHAnsi" w:hAnsiTheme="minorHAnsi"/>
+                <w:sz w:val="18"/>
+                <w:szCs w:val="18"/>
+              </w:rPr>
+            </w:pPr>
+            <w:r>
+              <w:rPr>
+                <w:rFonts w:asciiTheme="minorHAnsi" w:hAnsiTheme="minorHAnsi"/>
+                <w:sz w:val="18"/>
+                <w:szCs w:val="18"/>
+              </w:rPr>
+              <w:t xml:space="preserve">Elseif parent is MCH-01a, and C08 </w:t>
             </w:r>
             <w:r>
               <w:rPr>
@@ -14603,52 +15893,112 @@
                 <w:sz w:val="18"/>
                 <w:szCs w:val="18"/>
               </w:rPr>
-              <w:t xml:space="preserve"> D09, then value = 350;</w:t>
-            </w:r>
-          </w:p>
-          <w:p>
-            <w:pPr>
-              <w:keepNext/>
-              <w:rPr>
-                <w:rFonts w:asciiTheme="minorHAnsi" w:hAnsiTheme="minorHAnsi"/>
-                <w:sz w:val="18"/>
-                <w:szCs w:val="18"/>
-              </w:rPr>
-            </w:pPr>
-          </w:p>
-          <w:p>
-            <w:pPr>
-              <w:keepNext/>
-              <w:rPr>
-                <w:rFonts w:asciiTheme="minorHAnsi" w:hAnsiTheme="minorHAnsi"/>
-                <w:sz w:val="18"/>
-                <w:szCs w:val="18"/>
-              </w:rPr>
-            </w:pPr>
-            <w:r>
-              <w:rPr>
-                <w:rFonts w:asciiTheme="minorHAnsi" w:hAnsiTheme="minorHAnsi"/>
-                <w:sz w:val="18"/>
-                <w:szCs w:val="18"/>
-              </w:rPr>
-              <w:t xml:space="preserve">Elseif parent is MCH-01a, and C08 </w:t>
-            </w:r>
-            <w:r>
-              <w:rPr>
-                <w:rFonts w:asciiTheme="minorHAnsi" w:hAnsiTheme="minorHAnsi" w:cstheme="minorHAnsi"/>
-                <w:sz w:val="18"/>
-                <w:szCs w:val="18"/>
-              </w:rPr>
-              <w:t>≠</w:t>
-            </w:r>
-            <w:r>
-              <w:rPr>
-                <w:rFonts w:asciiTheme="minorHAnsi" w:hAnsiTheme="minorHAnsi"/>
-                <w:sz w:val="18"/>
-                <w:szCs w:val="18"/>
-              </w:rPr>
-              <w:t xml:space="preserve"> NA, then reference value from MCH-01a C08;</w:t>
-            </w:r>
+              <w:t xml:space="preserve"> NA, then reference value from MCH-01a </w:t>
+            </w:r>
+            <w:proofErr w:type="gramStart"/>
+            <w:r>
+              <w:rPr>
+                <w:rFonts w:asciiTheme="minorHAnsi" w:hAnsiTheme="minorHAnsi"/>
+                <w:sz w:val="18"/>
+                <w:szCs w:val="18"/>
+              </w:rPr>
+              <w:t>C08;</w:t>
+            </w:r>
+            <w:proofErr w:type="gramEnd"/>
+          </w:p>
+          <w:p>
+            <w:pPr>
+              <w:keepNext/>
+              <w:rPr>
+                <w:ins w:id="63" w:author="Alhabibi, Haider@Energy" w:date="2024-04-09T09:11:00Z"/>
+                <w:rFonts w:asciiTheme="minorHAnsi" w:hAnsiTheme="minorHAnsi"/>
+                <w:sz w:val="18"/>
+                <w:szCs w:val="18"/>
+              </w:rPr>
+            </w:pPr>
+          </w:p>
+          <w:p>
+            <w:pPr>
+              <w:keepNext/>
+              <w:rPr>
+                <w:ins w:id="64" w:author="Alhabibi, Haider@Energy" w:date="2024-04-09T09:12:00Z"/>
+                <w:rFonts w:asciiTheme="minorHAnsi" w:hAnsiTheme="minorHAnsi"/>
+                <w:sz w:val="18"/>
+                <w:szCs w:val="18"/>
+              </w:rPr>
+            </w:pPr>
+            <w:ins w:id="65" w:author="Alhabibi, Haider@Energy" w:date="2024-04-09T09:12:00Z">
+              <w:r>
+                <w:rPr>
+                  <w:rFonts w:asciiTheme="minorHAnsi" w:hAnsiTheme="minorHAnsi"/>
+                  <w:sz w:val="18"/>
+                  <w:szCs w:val="18"/>
+                </w:rPr>
+                <w:t xml:space="preserve">Elseif parent is MCH-01d only: </w:t>
+              </w:r>
+            </w:ins>
+          </w:p>
+          <w:p>
+            <w:pPr>
+              <w:keepNext/>
+              <w:rPr>
+                <w:ins w:id="66" w:author="Alhabibi, Haider@Energy" w:date="2024-04-09T09:12:00Z"/>
+                <w:rFonts w:asciiTheme="minorHAnsi" w:hAnsiTheme="minorHAnsi"/>
+                <w:sz w:val="18"/>
+                <w:szCs w:val="18"/>
+              </w:rPr>
+            </w:pPr>
+            <w:ins w:id="67" w:author="Alhabibi, Haider@Energy" w:date="2024-04-09T09:12:00Z">
+              <w:r>
+                <w:rPr>
+                  <w:rFonts w:asciiTheme="minorHAnsi" w:hAnsiTheme="minorHAnsi"/>
+                  <w:sz w:val="18"/>
+                  <w:szCs w:val="18"/>
+                </w:rPr>
+                <w:t xml:space="preserve">If (B08 ≠ NA and B08 ≠ D09), then value = </w:t>
+              </w:r>
+              <w:proofErr w:type="gramStart"/>
+              <w:r>
+                <w:rPr>
+                  <w:rFonts w:asciiTheme="minorHAnsi" w:hAnsiTheme="minorHAnsi"/>
+                  <w:sz w:val="18"/>
+                  <w:szCs w:val="18"/>
+                </w:rPr>
+                <w:t>350;</w:t>
+              </w:r>
+              <w:proofErr w:type="gramEnd"/>
+            </w:ins>
+          </w:p>
+          <w:p>
+            <w:pPr>
+              <w:keepNext/>
+              <w:rPr>
+                <w:ins w:id="68" w:author="Alhabibi, Haider@Energy" w:date="2024-04-09T09:12:00Z"/>
+                <w:rFonts w:asciiTheme="minorHAnsi" w:hAnsiTheme="minorHAnsi"/>
+                <w:sz w:val="18"/>
+                <w:szCs w:val="18"/>
+              </w:rPr>
+            </w:pPr>
+            <w:ins w:id="69" w:author="Alhabibi, Haider@Energy" w:date="2024-04-09T09:12:00Z">
+              <w:r>
+                <w:rPr>
+                  <w:rFonts w:asciiTheme="minorHAnsi" w:hAnsiTheme="minorHAnsi"/>
+                  <w:sz w:val="18"/>
+                  <w:szCs w:val="18"/>
+                </w:rPr>
+                <w:t xml:space="preserve">Elseif C08 ≠ NA, then reference value from MCH-01d </w:t>
+              </w:r>
+              <w:proofErr w:type="gramStart"/>
+              <w:r>
+                <w:rPr>
+                  <w:rFonts w:asciiTheme="minorHAnsi" w:hAnsiTheme="minorHAnsi"/>
+                  <w:sz w:val="18"/>
+                  <w:szCs w:val="18"/>
+                </w:rPr>
+                <w:t>C08;</w:t>
+              </w:r>
+              <w:proofErr w:type="gramEnd"/>
+            </w:ins>
           </w:p>
           <w:p>
             <w:pPr>
@@ -15220,7 +16570,25 @@
                 <w:sz w:val="18"/>
                 <w:szCs w:val="18"/>
               </w:rPr>
-              <w:t>&lt;&lt;user input numeric value: xxxx&gt;&gt;</w:t>
+              <w:t xml:space="preserve">&lt;&lt;user input numeric value: </w:t>
+            </w:r>
+            <w:proofErr w:type="spellStart"/>
+            <w:r>
+              <w:rPr>
+                <w:rFonts w:asciiTheme="minorHAnsi" w:hAnsiTheme="minorHAnsi"/>
+                <w:sz w:val="18"/>
+                <w:szCs w:val="18"/>
+              </w:rPr>
+              <w:t>xxxx</w:t>
+            </w:r>
+            <w:proofErr w:type="spellEnd"/>
+            <w:r>
+              <w:rPr>
+                <w:rFonts w:asciiTheme="minorHAnsi" w:hAnsiTheme="minorHAnsi"/>
+                <w:sz w:val="18"/>
+                <w:szCs w:val="18"/>
+              </w:rPr>
+              <w:t>&gt;&gt;</w:t>
             </w:r>
           </w:p>
         </w:tc>
@@ -15245,7 +16613,25 @@
                 <w:sz w:val="18"/>
                 <w:szCs w:val="18"/>
               </w:rPr>
-              <w:t>&lt;&lt;if E06 ≥ E03, then print “Pass”, else print “Fail”</w:t>
+              <w:t>&lt;&lt;if E06 ≥ E03, then print “Pass”, else print “</w:t>
+            </w:r>
+            <w:proofErr w:type="gramStart"/>
+            <w:r>
+              <w:rPr>
+                <w:rFonts w:asciiTheme="minorHAnsi" w:hAnsiTheme="minorHAnsi"/>
+                <w:sz w:val="18"/>
+                <w:szCs w:val="18"/>
+              </w:rPr>
+              <w:t>Fail</w:t>
+            </w:r>
+            <w:proofErr w:type="gramEnd"/>
+            <w:r>
+              <w:rPr>
+                <w:rFonts w:asciiTheme="minorHAnsi" w:hAnsiTheme="minorHAnsi"/>
+                <w:sz w:val="18"/>
+                <w:szCs w:val="18"/>
+              </w:rPr>
+              <w:t>”</w:t>
             </w:r>
           </w:p>
         </w:tc>
@@ -15447,7 +16833,6 @@
                 <w:sz w:val="18"/>
                 <w:szCs w:val="18"/>
               </w:rPr>
-              <w:lastRenderedPageBreak/>
               <w:t>F</w:t>
             </w:r>
             <w:r>
@@ -15672,7 +17057,25 @@
                 <w:sz w:val="18"/>
                 <w:szCs w:val="18"/>
               </w:rPr>
-              <w:t>&lt;&lt;user input numeric value: xxxx&gt;&gt;</w:t>
+              <w:t xml:space="preserve">&lt;&lt;user input numeric value: </w:t>
+            </w:r>
+            <w:proofErr w:type="spellStart"/>
+            <w:r>
+              <w:rPr>
+                <w:rFonts w:asciiTheme="minorHAnsi" w:hAnsiTheme="minorHAnsi"/>
+                <w:sz w:val="18"/>
+                <w:szCs w:val="18"/>
+              </w:rPr>
+              <w:t>xxxx</w:t>
+            </w:r>
+            <w:proofErr w:type="spellEnd"/>
+            <w:r>
+              <w:rPr>
+                <w:rFonts w:asciiTheme="minorHAnsi" w:hAnsiTheme="minorHAnsi"/>
+                <w:sz w:val="18"/>
+                <w:szCs w:val="18"/>
+              </w:rPr>
+              <w:t>&gt;&gt;</w:t>
             </w:r>
           </w:p>
         </w:tc>
@@ -15831,13 +17234,23 @@
                 <w:szCs w:val="18"/>
               </w:rPr>
             </w:pPr>
-            <w:r>
-              <w:rPr>
-                <w:rFonts w:asciiTheme="minorHAnsi" w:hAnsiTheme="minorHAnsi"/>
-                <w:sz w:val="18"/>
-                <w:szCs w:val="18"/>
-              </w:rPr>
-              <w:t>ElseIf A1</w:t>
+            <w:proofErr w:type="spellStart"/>
+            <w:r>
+              <w:rPr>
+                <w:rFonts w:asciiTheme="minorHAnsi" w:hAnsiTheme="minorHAnsi"/>
+                <w:sz w:val="18"/>
+                <w:szCs w:val="18"/>
+              </w:rPr>
+              <w:t>ElseIf</w:t>
+            </w:r>
+            <w:proofErr w:type="spellEnd"/>
+            <w:r>
+              <w:rPr>
+                <w:rFonts w:asciiTheme="minorHAnsi" w:hAnsiTheme="minorHAnsi"/>
+                <w:sz w:val="18"/>
+                <w:szCs w:val="18"/>
+              </w:rPr>
+              <w:t xml:space="preserve"> A1</w:t>
             </w:r>
             <w:r>
               <w:rPr>
@@ -16174,7 +17587,25 @@
                 <w:sz w:val="18"/>
                 <w:szCs w:val="18"/>
               </w:rPr>
-              <w:t>&lt;&lt;if  B01≠ System does not comply; and C04 ≠ Not Certified; and D04=system airflow rate complies; and E08= system airflow rate complies; and F03 = system airflow rate complies; and G09</w:t>
+              <w:t>&lt;&lt;</w:t>
+            </w:r>
+            <w:proofErr w:type="gramStart"/>
+            <w:r>
+              <w:rPr>
+                <w:rFonts w:asciiTheme="minorHAnsi" w:hAnsiTheme="minorHAnsi"/>
+                <w:sz w:val="18"/>
+                <w:szCs w:val="18"/>
+              </w:rPr>
+              <w:t>if  B</w:t>
+            </w:r>
+            <w:proofErr w:type="gramEnd"/>
+            <w:r>
+              <w:rPr>
+                <w:rFonts w:asciiTheme="minorHAnsi" w:hAnsiTheme="minorHAnsi"/>
+                <w:sz w:val="18"/>
+                <w:szCs w:val="18"/>
+              </w:rPr>
+              <w:t>01≠ System does not comply; and C04 ≠ Not Certified; and D04=system airflow rate complies; and E08= system airflow rate complies; and F03 = system airflow rate complies; and G09</w:t>
             </w:r>
             <w:r>
               <w:rPr>
@@ -21634,17 +23065,16 @@
 </file>
 
 <file path=customXml/item2.xml><?xml version="1.0" encoding="utf-8"?>
-<?mso-contentType ?>
-<FormTemplates xmlns="http://schemas.microsoft.com/sharepoint/v3/contenttype/forms">
-  <Display>DocumentLibraryForm</Display>
-  <Edit>DocumentLibraryForm</Edit>
-  <New>DocumentLibraryForm</New>
-</FormTemplates>
+<b:Sources xmlns:b="http://schemas.openxmlformats.org/officeDocument/2006/bibliography" xmlns="http://schemas.openxmlformats.org/officeDocument/2006/bibliography" SelectedStyle="\APA.XSL" StyleName="APA Fifth Edition"/>
 </file>
 
 <file path=customXml/item3.xml><?xml version="1.0" encoding="utf-8"?>
-<ct:contentTypeSchema xmlns:ct="http://schemas.microsoft.com/office/2006/metadata/contentType" xmlns:ma="http://schemas.microsoft.com/office/2006/metadata/properties/metaAttributes" ct:_="" ma:_="" ma:contentTypeName="Document" ma:contentTypeID="0x01010061DC9A153AAEEE45BACE06E01F8272AC" ma:contentTypeVersion="21" ma:contentTypeDescription="Create a new document." ma:contentTypeScope="" ma:versionID="88efdf97b65d09c9d0c7bbf944c2dedf">
-  <xsd:schema xmlns:xsd="http://www.w3.org/2001/XMLSchema" xmlns:xs="http://www.w3.org/2001/XMLSchema" xmlns:p="http://schemas.microsoft.com/office/2006/metadata/properties" xmlns:ns2="785685f2-c2e1-4352-89aa-3faca8eaba52" xmlns:ns3="5067c814-4b34-462c-a21d-c185ff6548d2" targetNamespace="http://schemas.microsoft.com/office/2006/metadata/properties" ma:root="true" ma:fieldsID="ea7966bcb5d37bb36b188e4d473f173a" ns2:_="" ns3:_="">
+<b:Sources xmlns:b="http://schemas.openxmlformats.org/officeDocument/2006/bibliography" xmlns="http://schemas.openxmlformats.org/officeDocument/2006/bibliography" SelectedStyle="\APA.XSL" StyleName="APA Fifth Edition"/>
+</file>
+
+<file path=customXml/item4.xml><?xml version="1.0" encoding="utf-8"?>
+<ct:contentTypeSchema xmlns:ct="http://schemas.microsoft.com/office/2006/metadata/contentType" xmlns:ma="http://schemas.microsoft.com/office/2006/metadata/properties/metaAttributes" ct:_="" ma:_="" ma:contentTypeName="Document" ma:contentTypeID="0x01010061DC9A153AAEEE45BACE06E01F8272AC" ma:contentTypeVersion="22" ma:contentTypeDescription="Create a new document." ma:contentTypeScope="" ma:versionID="f385d176d2edce8649242d2577021922">
+  <xsd:schema xmlns:xsd="http://www.w3.org/2001/XMLSchema" xmlns:xs="http://www.w3.org/2001/XMLSchema" xmlns:p="http://schemas.microsoft.com/office/2006/metadata/properties" xmlns:ns2="785685f2-c2e1-4352-89aa-3faca8eaba52" xmlns:ns3="5067c814-4b34-462c-a21d-c185ff6548d2" targetNamespace="http://schemas.microsoft.com/office/2006/metadata/properties" ma:root="true" ma:fieldsID="d524efdc8979a7138db3d9a62e6dc8ef" ns2:_="" ns3:_="">
     <xsd:import namespace="785685f2-c2e1-4352-89aa-3faca8eaba52"/>
     <xsd:import namespace="5067c814-4b34-462c-a21d-c185ff6548d2"/>
     <xsd:element name="properties">
@@ -21673,6 +23103,7 @@
                 <xsd:element ref="ns2:lcf76f155ced4ddcb4097134ff3c332f" minOccurs="0"/>
                 <xsd:element ref="ns3:TaxCatchAll" minOccurs="0"/>
                 <xsd:element ref="ns2:MediaServiceObjectDetectorVersions" minOccurs="0"/>
+                <xsd:element ref="ns2:MediaServiceSearchProperties" minOccurs="0"/>
               </xsd:all>
             </xsd:complexType>
           </xsd:element>
@@ -21788,6 +23219,11 @@
     <xsd:element name="MediaServiceObjectDetectorVersions" ma:index="28" nillable="true" ma:displayName="MediaServiceObjectDetectorVersions" ma:hidden="true" ma:indexed="true" ma:internalName="MediaServiceObjectDetectorVersions" ma:readOnly="true">
       <xsd:simpleType>
         <xsd:restriction base="dms:Text"/>
+      </xsd:simpleType>
+    </xsd:element>
+    <xsd:element name="MediaServiceSearchProperties" ma:index="29" nillable="true" ma:displayName="MediaServiceSearchProperties" ma:hidden="true" ma:internalName="MediaServiceSearchProperties" ma:readOnly="true">
+      <xsd:simpleType>
+        <xsd:restriction base="dms:Note"/>
       </xsd:simpleType>
     </xsd:element>
   </xsd:schema>
@@ -21931,59 +23367,41 @@
 </ct:contentTypeSchema>
 </file>
 
-<file path=customXml/item4.xml><?xml version="1.0" encoding="utf-8"?>
-<b:Sources xmlns:b="http://schemas.openxmlformats.org/officeDocument/2006/bibliography" xmlns="http://schemas.openxmlformats.org/officeDocument/2006/bibliography" SelectedStyle="\APA.XSL" StyleName="APA Fifth Edition"/>
-</file>
-
 <file path=customXml/item5.xml><?xml version="1.0" encoding="utf-8"?>
-<b:Sources xmlns:b="http://schemas.openxmlformats.org/officeDocument/2006/bibliography" xmlns="http://schemas.openxmlformats.org/officeDocument/2006/bibliography" SelectedStyle="\APA.XSL" StyleName="APA Fifth Edition"/>
+<?mso-contentType ?>
+<FormTemplates xmlns="http://schemas.microsoft.com/sharepoint/v3/contenttype/forms">
+  <Display>DocumentLibraryForm</Display>
+  <Edit>DocumentLibraryForm</Edit>
+  <New>DocumentLibraryForm</New>
+</FormTemplates>
 </file>
 
 <file path=customXml/itemProps1.xml><?xml version="1.0" encoding="utf-8"?>
 <ds:datastoreItem xmlns:ds="http://schemas.openxmlformats.org/officeDocument/2006/customXml" ds:itemID="{F394916C-E299-409D-9D24-89B05CBB9578}">
   <ds:schemaRefs>
+    <ds:schemaRef ds:uri="http://purl.org/dc/dcmitype/"/>
+    <ds:schemaRef ds:uri="http://www.w3.org/XML/1998/namespace"/>
+    <ds:schemaRef ds:uri="http://schemas.microsoft.com/office/2006/metadata/properties"/>
     <ds:schemaRef ds:uri="http://purl.org/dc/elements/1.1/"/>
-    <ds:schemaRef ds:uri="http://schemas.microsoft.com/office/2006/metadata/properties"/>
-    <ds:schemaRef ds:uri="http://www.w3.org/XML/1998/namespace"/>
+    <ds:schemaRef ds:uri="5067c814-4b34-462c-a21d-c185ff6548d2"/>
+    <ds:schemaRef ds:uri="http://schemas.microsoft.com/office/2006/documentManagement/types"/>
     <ds:schemaRef ds:uri="http://schemas.openxmlformats.org/package/2006/metadata/core-properties"/>
+    <ds:schemaRef ds:uri="http://purl.org/dc/terms/"/>
     <ds:schemaRef ds:uri="785685f2-c2e1-4352-89aa-3faca8eaba52"/>
     <ds:schemaRef ds:uri="http://schemas.microsoft.com/office/infopath/2007/PartnerControls"/>
-    <ds:schemaRef ds:uri="http://schemas.microsoft.com/office/2006/documentManagement/types"/>
-    <ds:schemaRef ds:uri="5067c814-4b34-462c-a21d-c185ff6548d2"/>
-    <ds:schemaRef ds:uri="http://purl.org/dc/dcmitype/"/>
-    <ds:schemaRef ds:uri="http://purl.org/dc/terms/"/>
   </ds:schemaRefs>
 </ds:datastoreItem>
 </file>
 
 <file path=customXml/itemProps2.xml><?xml version="1.0" encoding="utf-8"?>
-<ds:datastoreItem xmlns:ds="http://schemas.openxmlformats.org/officeDocument/2006/customXml" ds:itemID="{B6C5FCA7-DD3A-4DFF-99AD-50DE05A1CE76}">
+<ds:datastoreItem xmlns:ds="http://schemas.openxmlformats.org/officeDocument/2006/customXml" ds:itemID="{2FE5928A-0A60-4978-B62C-5E7566A5A495}">
   <ds:schemaRefs>
-    <ds:schemaRef ds:uri="http://schemas.microsoft.com/sharepoint/v3/contenttype/forms"/>
+    <ds:schemaRef ds:uri="http://schemas.openxmlformats.org/officeDocument/2006/bibliography"/>
   </ds:schemaRefs>
 </ds:datastoreItem>
 </file>
 
 <file path=customXml/itemProps3.xml><?xml version="1.0" encoding="utf-8"?>
-<ds:datastoreItem xmlns:ds="http://schemas.openxmlformats.org/officeDocument/2006/customXml" ds:itemID="{ADAAF4E1-E5A8-4672-948C-6DC8BE417767}">
-  <ds:schemaRefs>
-    <ds:schemaRef ds:uri="http://schemas.microsoft.com/office/2006/metadata/contentType"/>
-    <ds:schemaRef ds:uri="http://schemas.microsoft.com/office/2006/metadata/properties/metaAttributes"/>
-    <ds:schemaRef ds:uri="http://www.w3.org/2001/XMLSchema"/>
-    <ds:schemaRef ds:uri="http://schemas.microsoft.com/office/2006/metadata/properties"/>
-    <ds:schemaRef ds:uri="785685f2-c2e1-4352-89aa-3faca8eaba52"/>
-    <ds:schemaRef ds:uri="5067c814-4b34-462c-a21d-c185ff6548d2"/>
-    <ds:schemaRef ds:uri="http://schemas.microsoft.com/office/2006/documentManagement/types"/>
-    <ds:schemaRef ds:uri="http://schemas.microsoft.com/office/infopath/2007/PartnerControls"/>
-    <ds:schemaRef ds:uri="http://schemas.openxmlformats.org/package/2006/metadata/core-properties"/>
-    <ds:schemaRef ds:uri="http://purl.org/dc/elements/1.1/"/>
-    <ds:schemaRef ds:uri="http://purl.org/dc/terms/"/>
-    <ds:schemaRef ds:uri="http://schemas.microsoft.com/internal/obd"/>
-  </ds:schemaRefs>
-</ds:datastoreItem>
-</file>
-
-<file path=customXml/itemProps4.xml><?xml version="1.0" encoding="utf-8"?>
 <ds:datastoreItem xmlns:ds="http://schemas.openxmlformats.org/officeDocument/2006/customXml" ds:itemID="{49FB5EE5-3C5D-4E00-8F3C-52334570C119}">
   <ds:schemaRefs>
     <ds:schemaRef ds:uri="http://schemas.openxmlformats.org/officeDocument/2006/bibliography"/>
@@ -21991,10 +23409,14 @@
 </ds:datastoreItem>
 </file>
 
+<file path=customXml/itemProps4.xml><?xml version="1.0" encoding="utf-8"?>
+<ds:datastoreItem xmlns:ds="http://schemas.openxmlformats.org/officeDocument/2006/customXml" ds:itemID="{6491B058-305A-4FAB-BBB2-2A26E0C1BE49}"/>
+</file>
+
 <file path=customXml/itemProps5.xml><?xml version="1.0" encoding="utf-8"?>
-<ds:datastoreItem xmlns:ds="http://schemas.openxmlformats.org/officeDocument/2006/customXml" ds:itemID="{2FE5928A-0A60-4978-B62C-5E7566A5A495}">
+<ds:datastoreItem xmlns:ds="http://schemas.openxmlformats.org/officeDocument/2006/customXml" ds:itemID="{B6C5FCA7-DD3A-4DFF-99AD-50DE05A1CE76}">
   <ds:schemaRefs>
-    <ds:schemaRef ds:uri="http://schemas.openxmlformats.org/officeDocument/2006/bibliography"/>
+    <ds:schemaRef ds:uri="http://schemas.microsoft.com/sharepoint/v3/contenttype/forms"/>
   </ds:schemaRefs>
 </ds:datastoreItem>
 </file>